--- a/交互产品开发/Output/教案/教案_第1周_交互体系概论基础.docx
+++ b/交互产品开发/Output/教案/教案_第1周_交互体系概论基础.docx
@@ -322,7 +322,7 @@
                 <w:kern w:val="0"/>
                 <w:sz w:val="24"/>
               </w:rPr>
-              <w:t xml:space="preserve">2023级数字媒体艺术影视班：第 1 周，周三2-5节</w:t>
+              <w:t xml:space="preserve">2023级数字媒体艺术影视班：第 9 周，周四2-5节</w:t>
             </w:r>
           </w:p>
         </w:tc>
@@ -814,7 +814,7 @@
                 <w:kern w:val="0"/>
                 <w:sz w:val="24"/>
               </w:rPr>
-              <w:t xml:space="preserve">必读书目：</w:t>
+              <w:t xml:space="preserve">课前指定阅读教材与章节：</w:t>
             </w:r>
           </w:p>
           <w:p>
@@ -838,7 +838,31 @@
                 <w:kern w:val="0"/>
                 <w:sz w:val="24"/>
               </w:rPr>
-              <w:t xml:space="preserve">Yvonne Rogers, Helen Sharp, Jennifer Preece 著；刘晓晖 等译：交互设计：超越人机交互（原书第5版）[M]. 机械工业出版社, 2020.</w:t>
+              <w:t xml:space="preserve">《交互设计：超越人机交互（原书第5版）》第一章 什么是交互设计；第二章 交互设计过程</w:t>
+            </w:r>
+          </w:p>
+          <w:p>
+            <w:pPr>
+              <w:widowControl/>
+              <w:spacing w:before="40" w:after="40" w:line="400" w:lineRule="exact"/>
+              <w:ind w:leftChars="50" w:left="105" w:rightChars="50" w:right="105" w:firstLineChars="200" w:firstLine="480"/>
+              <w:rPr>
+                <w:rFonts w:ascii="FangSong" w:eastAsia="FangSong" w:hAnsi="FangSong" w:cs="FangSong_GB2312"/>
+                <w:bCs/>
+                <w:color w:val="333333"/>
+                <w:kern w:val="0"/>
+                <w:sz w:val="24"/>
+              </w:rPr>
+            </w:pPr>
+            <w:r>
+              <w:rPr>
+                <w:rFonts w:ascii="FangSong" w:eastAsia="FangSong" w:hAnsi="FangSong" w:cs="FangSong_GB2312" w:hint="eastAsia"/>
+                <w:bCs/>
+                <w:color w:val="333333"/>
+                <w:kern w:val="0"/>
+                <w:sz w:val="24"/>
+              </w:rPr>
+              <w:t xml:space="preserve">《交互设计精髓 (About Face 4)》第一章 数字产品的设计过程；第二章 理解问题：设计研究</w:t>
             </w:r>
           </w:p>
         </w:tc>

--- a/交互产品开发/Output/教案/教案_第1周_交互体系概论基础.docx
+++ b/交互产品开发/Output/教案/教案_第1周_交互体系概论基础.docx
@@ -36,8 +36,8 @@
       </w:tblPr>
       <w:tblGrid>
         <w:gridCol w:w="1246"/>
-        <w:gridCol w:w="3894"/>
-        <w:gridCol w:w="3810"/>
+        <w:gridCol w:w="1740"/>
+        <w:gridCol w:w="5964"/>
       </w:tblGrid>
       <w:tr>
         <w:trPr>
@@ -66,15 +66,15 @@
               <w:jc w:val="center"/>
               <w:rPr>
                 <w:rFonts w:ascii="FangSong_GB2312" w:eastAsia="FangSong_GB2312" w:hAnsi="FangSong_GB2312" w:cs="FangSong_GB2312"/>
-                <w:color w:val="333333"/>
-                <w:kern w:val="0"/>
-                <w:sz w:val="24"/>
-              </w:rPr>
-            </w:pPr>
-            <w:r>
-              <w:rPr>
-                <w:rFonts w:ascii="FangSong_GB2312" w:eastAsia="FangSong_GB2312" w:hAnsi="FangSong_GB2312" w:cs="FangSong_GB2312" w:hint="eastAsia"/>
-                <w:color w:val="FF0000"/>
+                <w:color w:val="000000"/>
+                <w:kern w:val="0"/>
+                <w:sz w:val="24"/>
+              </w:rPr>
+            </w:pPr>
+            <w:r>
+              <w:rPr>
+                <w:rFonts w:ascii="FangSong_GB2312" w:eastAsia="FangSong_GB2312" w:hAnsi="FangSong_GB2312" w:cs="FangSong_GB2312" w:hint="eastAsia"/>
+                <w:color w:val="000000"/>
                 <w:kern w:val="0"/>
                 <w:sz w:val="24"/>
               </w:rPr>
@@ -106,19 +106,19 @@
               <w:jc w:val="center"/>
               <w:rPr>
                 <w:rFonts w:ascii="FangSong_GB2312" w:eastAsia="FangSong_GB2312" w:hAnsi="FangSong_GB2312" w:cs="FangSong_GB2312"/>
-                <w:color w:val="333333"/>
-                <w:kern w:val="0"/>
-                <w:sz w:val="24"/>
-              </w:rPr>
-            </w:pPr>
-            <w:r>
-              <w:rPr>
-                <w:rFonts w:ascii="FangSong_GB2312" w:eastAsia="FangSong_GB2312" w:hAnsi="FangSong_GB2312" w:cs="FangSong_GB2312" w:hint="eastAsia"/>
-                <w:color w:val="FF0000"/>
-                <w:kern w:val="0"/>
-                <w:sz w:val="24"/>
-              </w:rPr>
-              <w:t xml:space="preserve">项目一  交互体系概论基础</w:t>
+                <w:color w:val="000000"/>
+                <w:kern w:val="0"/>
+                <w:sz w:val="24"/>
+              </w:rPr>
+            </w:pPr>
+            <w:r>
+              <w:rPr>
+                <w:rFonts w:ascii="FangSong_GB2312" w:eastAsia="FangSong_GB2312" w:hAnsi="FangSong_GB2312" w:cs="FangSong_GB2312" w:hint="eastAsia"/>
+                <w:color w:val="000000"/>
+                <w:kern w:val="0"/>
+                <w:sz w:val="24"/>
+              </w:rPr>
+              <w:t xml:space="preserve">第1章  交互体系概论基础</w:t>
             </w:r>
           </w:p>
         </w:tc>
@@ -150,15 +150,15 @@
               <w:jc w:val="center"/>
               <w:rPr>
                 <w:rFonts w:ascii="FangSong_GB2312" w:eastAsia="FangSong_GB2312" w:hAnsi="FangSong_GB2312" w:cs="FangSong_GB2312"/>
-                <w:color w:val="333333"/>
-                <w:kern w:val="0"/>
-                <w:sz w:val="24"/>
-              </w:rPr>
-            </w:pPr>
-            <w:r>
-              <w:rPr>
-                <w:rFonts w:ascii="FangSong_GB2312" w:eastAsia="FangSong_GB2312" w:hAnsi="FangSong_GB2312" w:cs="FangSong_GB2312" w:hint="eastAsia"/>
-                <w:color w:val="FF0000"/>
+                <w:color w:val="000000"/>
+                <w:kern w:val="0"/>
+                <w:sz w:val="24"/>
+              </w:rPr>
+            </w:pPr>
+            <w:r>
+              <w:rPr>
+                <w:rFonts w:ascii="FangSong_GB2312" w:eastAsia="FangSong_GB2312" w:hAnsi="FangSong_GB2312" w:cs="FangSong_GB2312" w:hint="eastAsia"/>
+                <w:color w:val="000000"/>
                 <w:kern w:val="0"/>
                 <w:sz w:val="24"/>
               </w:rPr>
@@ -190,19 +190,19 @@
               <w:jc w:val="center"/>
               <w:rPr>
                 <w:rFonts w:ascii="FangSong_GB2312" w:eastAsia="FangSong_GB2312" w:hAnsi="FangSong_GB2312" w:cs="FangSong_GB2312"/>
-                <w:color w:val="333333"/>
-                <w:kern w:val="0"/>
-                <w:sz w:val="24"/>
-              </w:rPr>
-            </w:pPr>
-            <w:r>
-              <w:rPr>
-                <w:rFonts w:ascii="FangSong_GB2312" w:eastAsia="FangSong_GB2312" w:hAnsi="FangSong_GB2312" w:cs="FangSong_GB2312" w:hint="eastAsia"/>
-                <w:color w:val="FF0000"/>
-                <w:kern w:val="0"/>
-                <w:sz w:val="24"/>
-              </w:rPr>
-              <w:t xml:space="preserve">1.1 交互与UX的本质定义；可用性与体验目标</w:t>
+                <w:color w:val="000000"/>
+                <w:kern w:val="0"/>
+                <w:sz w:val="24"/>
+              </w:rPr>
+            </w:pPr>
+            <w:r>
+              <w:rPr>
+                <w:rFonts w:ascii="FangSong_GB2312" w:eastAsia="FangSong_GB2312" w:hAnsi="FangSong_GB2312" w:cs="FangSong_GB2312" w:hint="eastAsia"/>
+                <w:color w:val="000000"/>
+                <w:kern w:val="0"/>
+                <w:sz w:val="24"/>
+              </w:rPr>
+              <w:t xml:space="preserve">1.1 交互与UX的概念与实际运用；可用性与体验目标</w:t>
             </w:r>
           </w:p>
           <w:p>
@@ -213,15 +213,15 @@
               <w:jc w:val="center"/>
               <w:rPr>
                 <w:rFonts w:ascii="FangSong_GB2312" w:eastAsia="FangSong_GB2312" w:hAnsi="FangSong_GB2312" w:cs="FangSong_GB2312"/>
-                <w:color w:val="333333"/>
-                <w:kern w:val="0"/>
-                <w:sz w:val="24"/>
-              </w:rPr>
-            </w:pPr>
-            <w:r>
-              <w:rPr>
-                <w:rFonts w:ascii="FangSong_GB2312" w:eastAsia="FangSong_GB2312" w:hAnsi="FangSong_GB2312" w:cs="FangSong_GB2312" w:hint="eastAsia"/>
-                <w:color w:val="FF0000"/>
+                <w:color w:val="000000"/>
+                <w:kern w:val="0"/>
+                <w:sz w:val="24"/>
+              </w:rPr>
+            </w:pPr>
+            <w:r>
+              <w:rPr>
+                <w:rFonts w:ascii="FangSong_GB2312" w:eastAsia="FangSong_GB2312" w:hAnsi="FangSong_GB2312" w:cs="FangSong_GB2312" w:hint="eastAsia"/>
+                <w:color w:val="000000"/>
                 <w:kern w:val="0"/>
                 <w:sz w:val="24"/>
               </w:rPr>
@@ -949,7 +949,7 @@
                 <w:kern w:val="0"/>
                 <w:sz w:val="24"/>
               </w:rPr>
-              <w:t xml:space="preserve">理论讲授、案例分析、产品逆向体验拆解小组实战</w:t>
+              <w:t xml:space="preserve">项目导引、案例分析、产品逆向体验拆解小组实战</w:t>
             </w:r>
           </w:p>
         </w:tc>
@@ -1004,7 +1004,7 @@
         </w:tc>
         <w:tc>
           <w:tcPr>
-            <w:tcW w:w="3894" w:type="dxa"/>
+            <w:tcW w:w="1740" w:type="dxa"/>
             <w:tcBorders>
               <w:top w:val="single" w:sz="4" w:space="0" w:color="auto"/>
               <w:left w:val="single" w:sz="4" w:space="0" w:color="auto"/>
@@ -1039,7 +1039,7 @@
         </w:tc>
         <w:tc>
           <w:tcPr>
-            <w:tcW w:w="3810" w:type="dxa"/>
+            <w:tcW w:w="5964" w:type="dxa"/>
             <w:tcBorders>
               <w:top w:val="single" w:sz="4" w:space="0" w:color="auto"/>
               <w:left w:val="single" w:sz="4" w:space="0" w:color="auto"/>
@@ -1099,7 +1099,7 @@
         </w:tc>
         <w:tc>
           <w:tcPr>
-            <w:tcW w:w="3894" w:type="dxa"/>
+            <w:tcW w:w="1740" w:type="dxa"/>
             <w:tcBorders>
               <w:top w:val="single" w:sz="4" w:space="0" w:color="auto"/>
               <w:left w:val="single" w:sz="4" w:space="0" w:color="auto"/>
@@ -1134,7 +1134,7 @@
         </w:tc>
         <w:tc>
           <w:tcPr>
-            <w:tcW w:w="3810" w:type="dxa"/>
+            <w:tcW w:w="5964" w:type="dxa"/>
             <w:tcBorders>
               <w:top w:val="single" w:sz="4" w:space="0" w:color="auto"/>
               <w:left w:val="single" w:sz="4" w:space="0" w:color="auto"/>
@@ -1195,7 +1195,7 @@
         </w:tc>
         <w:tc>
           <w:tcPr>
-            <w:tcW w:w="3894" w:type="dxa"/>
+            <w:tcW w:w="1740" w:type="dxa"/>
             <w:tcBorders>
               <w:top w:val="single" w:sz="4" w:space="0" w:color="auto"/>
               <w:left w:val="single" w:sz="4" w:space="0" w:color="auto"/>
@@ -1231,7 +1231,7 @@
         </w:tc>
         <w:tc>
           <w:tcPr>
-            <w:tcW w:w="3810" w:type="dxa"/>
+            <w:tcW w:w="5964" w:type="dxa"/>
             <w:tcBorders>
               <w:top w:val="single" w:sz="4" w:space="0" w:color="auto"/>
               <w:left w:val="single" w:sz="4" w:space="0" w:color="auto"/>
@@ -1261,7 +1261,7 @@
                 <w:kern w:val="0"/>
                 <w:sz w:val="24"/>
               </w:rPr>
-              <w:t xml:space="preserve">【教学组织】以日常交互失败案例引入，展示可用性与体验的差距</w:t>
+              <w:t xml:space="preserve">【教学组织】课程情境导入:</w:t>
             </w:r>
           </w:p>
           <w:p>
@@ -1281,7 +1281,7 @@
                 <w:kern w:val="0"/>
                 <w:sz w:val="24"/>
               </w:rPr>
-              <w:t xml:space="preserve">【教学方法】理论讲授、案例分析、产品逆向体验拆解小组实战</w:t>
+              <w:t xml:space="preserve">1. 以日常交互失败案例引入，展示可用性与体验的差距</w:t>
             </w:r>
           </w:p>
           <w:p>
@@ -1301,7 +1301,67 @@
                 <w:kern w:val="0"/>
                 <w:sz w:val="24"/>
               </w:rPr>
-              <w:t xml:space="preserve">【时间安排】约25分钟（0.6理论学时）</w:t>
+              <w:t xml:space="preserve">2. 明确本节课核心聚焦点：交互设计的本质定义与可用性目标评估标准</w:t>
+            </w:r>
+          </w:p>
+          <w:p>
+            <w:pPr>
+              <w:widowControl/>
+              <w:spacing w:line="400" w:lineRule="exact"/>
+              <w:jc w:val="left"/>
+              <w:rPr>
+                <w:rFonts w:ascii="FangSong_GB2312" w:eastAsia="FangSong_GB2312" w:hAnsi="FangSong_GB2312" w:cs="FangSong_GB2312"/>
+                <w:kern w:val="0"/>
+                <w:sz w:val="24"/>
+              </w:rPr>
+            </w:pPr>
+            <w:r>
+              <w:rPr>
+                <w:rFonts w:ascii="FangSong_GB2312" w:eastAsia="FangSong_GB2312" w:hAnsi="FangSong_GB2312" w:cs="FangSong_GB2312" w:hint="eastAsia"/>
+                <w:kern w:val="0"/>
+                <w:sz w:val="24"/>
+              </w:rPr>
+              <w:t xml:space="preserve">3. 激发学生学习动机与探索兴趣。</w:t>
+            </w:r>
+          </w:p>
+          <w:p>
+            <w:pPr>
+              <w:widowControl/>
+              <w:spacing w:line="400" w:lineRule="exact"/>
+              <w:jc w:val="left"/>
+              <w:rPr>
+                <w:rFonts w:ascii="FangSong_GB2312" w:eastAsia="FangSong_GB2312" w:hAnsi="FangSong_GB2312" w:cs="FangSong_GB2312"/>
+                <w:kern w:val="0"/>
+                <w:sz w:val="24"/>
+              </w:rPr>
+            </w:pPr>
+            <w:r>
+              <w:rPr>
+                <w:rFonts w:ascii="FangSong_GB2312" w:eastAsia="FangSong_GB2312" w:hAnsi="FangSong_GB2312" w:cs="FangSong_GB2312" w:hint="eastAsia"/>
+                <w:kern w:val="0"/>
+                <w:sz w:val="24"/>
+              </w:rPr>
+              <w:t xml:space="preserve">【教学方法】项目导引、案例分析、产品逆向体验拆解小组实战</w:t>
+            </w:r>
+          </w:p>
+          <w:p>
+            <w:pPr>
+              <w:widowControl/>
+              <w:spacing w:line="400" w:lineRule="exact"/>
+              <w:jc w:val="left"/>
+              <w:rPr>
+                <w:rFonts w:ascii="FangSong_GB2312" w:eastAsia="FangSong_GB2312" w:hAnsi="FangSong_GB2312" w:cs="FangSong_GB2312"/>
+                <w:kern w:val="0"/>
+                <w:sz w:val="24"/>
+              </w:rPr>
+            </w:pPr>
+            <w:r>
+              <w:rPr>
+                <w:rFonts w:ascii="FangSong_GB2312" w:eastAsia="FangSong_GB2312" w:hAnsi="FangSong_GB2312" w:cs="FangSong_GB2312" w:hint="eastAsia"/>
+                <w:kern w:val="0"/>
+                <w:sz w:val="24"/>
+              </w:rPr>
+              <w:t xml:space="preserve">【时间安排】约25分钟（0.6实践学时）</w:t>
             </w:r>
           </w:p>
           <w:p>
@@ -1352,7 +1412,7 @@
         </w:tc>
         <w:tc>
           <w:tcPr>
-            <w:tcW w:w="3894" w:type="dxa"/>
+            <w:tcW w:w="1740" w:type="dxa"/>
             <w:tcBorders>
               <w:top w:val="single" w:sz="4" w:space="0" w:color="auto"/>
               <w:left w:val="single" w:sz="4" w:space="0" w:color="auto"/>
@@ -1381,13 +1441,21 @@
                 <w:kern w:val="0"/>
                 <w:sz w:val="24"/>
               </w:rPr>
-              <w:t>新课讲授</w:t>
-            </w:r>
-          </w:p>
-        </w:tc>
-        <w:tc>
-          <w:tcPr>
-            <w:tcW w:w="3810" w:type="dxa"/>
+              <w:t>新课</w:t>
+            </w:r>
+            <w:r>
+              <w:rPr>
+                <w:rFonts w:ascii="FangSong_GB2312" w:eastAsia="FangSong_GB2312" w:hAnsi="FangSong_GB2312" w:cs="FangSong_GB2312" w:hint="eastAsia"/>
+                <w:kern w:val="0"/>
+                <w:sz w:val="24"/>
+              </w:rPr>
+              <w:t>演示</w:t>
+            </w:r>
+          </w:p>
+        </w:tc>
+        <w:tc>
+          <w:tcPr>
+            <w:tcW w:w="5964" w:type="dxa"/>
             <w:tcBorders>
               <w:top w:val="single" w:sz="4" w:space="0" w:color="auto"/>
               <w:left w:val="single" w:sz="4" w:space="0" w:color="auto"/>
@@ -1417,7 +1485,7 @@
                 <w:kern w:val="0"/>
                 <w:sz w:val="24"/>
               </w:rPr>
-              <w:t xml:space="preserve">【教学组织】交互设计本质定义、可用性目标（ISO 9241）、体验目标框架、Norman 设计心理学基础</w:t>
+              <w:t xml:space="preserve">【教学组织】核心方法与实操解析:</w:t>
             </w:r>
           </w:p>
           <w:p>
@@ -1437,7 +1505,7 @@
                 <w:kern w:val="0"/>
                 <w:sz w:val="24"/>
               </w:rPr>
-              <w:t xml:space="preserve">【教学方法】理论讲授、案例分析、产品逆向体验拆解小组实战</w:t>
+              <w:t xml:space="preserve">1. 实训主线：交互设计概念与实际运用、可用性目标（ISO 9241）、体验目标框架、Norman 设计心理学原则实战</w:t>
             </w:r>
           </w:p>
           <w:p>
@@ -1457,7 +1525,87 @@
                 <w:kern w:val="0"/>
                 <w:sz w:val="24"/>
               </w:rPr>
-              <w:t xml:space="preserve">【时间安排】约110分钟（2.4理论学时）</w:t>
+              <w:t xml:space="preserve">2. 实践要点拆解：1.1 交互与UX的概念与实际运用；可用性与体验目标 1.2 产品体验的逆向拆解实验</w:t>
+            </w:r>
+          </w:p>
+          <w:p>
+            <w:pPr>
+              <w:widowControl/>
+              <w:spacing w:line="400" w:lineRule="exact"/>
+              <w:jc w:val="left"/>
+              <w:rPr>
+                <w:rFonts w:ascii="FangSong_GB2312" w:eastAsia="FangSong_GB2312" w:hAnsi="FangSong_GB2312" w:cs="FangSong_GB2312"/>
+                <w:kern w:val="0"/>
+                <w:sz w:val="24"/>
+              </w:rPr>
+            </w:pPr>
+            <w:r>
+              <w:rPr>
+                <w:rFonts w:ascii="FangSong_GB2312" w:eastAsia="FangSong_GB2312" w:hAnsi="FangSong_GB2312" w:cs="FangSong_GB2312" w:hint="eastAsia"/>
+                <w:kern w:val="0"/>
+                <w:sz w:val="24"/>
+              </w:rPr>
+              <w:t xml:space="preserve">3. 重难点突破：针对“如何在具体产品分析中准确区分交互的易用性与整体体验感”，采用案例剖析策略。</w:t>
+            </w:r>
+          </w:p>
+          <w:p>
+            <w:pPr>
+              <w:widowControl/>
+              <w:spacing w:line="400" w:lineRule="exact"/>
+              <w:jc w:val="left"/>
+              <w:rPr>
+                <w:rFonts w:ascii="FangSong_GB2312" w:eastAsia="FangSong_GB2312" w:hAnsi="FangSong_GB2312" w:cs="FangSong_GB2312"/>
+                <w:kern w:val="0"/>
+                <w:sz w:val="24"/>
+              </w:rPr>
+            </w:pPr>
+            <w:r>
+              <w:rPr>
+                <w:rFonts w:ascii="FangSong_GB2312" w:eastAsia="FangSong_GB2312" w:hAnsi="FangSong_GB2312" w:cs="FangSong_GB2312" w:hint="eastAsia"/>
+                <w:kern w:val="0"/>
+                <w:sz w:val="24"/>
+              </w:rPr>
+              <w:t xml:space="preserve">4. 支撑目标：理解交互设计与用户体验的区别与联系</w:t>
+            </w:r>
+          </w:p>
+          <w:p>
+            <w:pPr>
+              <w:widowControl/>
+              <w:spacing w:line="400" w:lineRule="exact"/>
+              <w:jc w:val="left"/>
+              <w:rPr>
+                <w:rFonts w:ascii="FangSong_GB2312" w:eastAsia="FangSong_GB2312" w:hAnsi="FangSong_GB2312" w:cs="FangSong_GB2312"/>
+                <w:kern w:val="0"/>
+                <w:sz w:val="24"/>
+              </w:rPr>
+            </w:pPr>
+            <w:r>
+              <w:rPr>
+                <w:rFonts w:ascii="FangSong_GB2312" w:eastAsia="FangSong_GB2312" w:hAnsi="FangSong_GB2312" w:cs="FangSong_GB2312" w:hint="eastAsia"/>
+                <w:kern w:val="0"/>
+                <w:sz w:val="24"/>
+              </w:rPr>
+              <w:t xml:space="preserve">【教学方法】项目导引、案例分析、产品逆向体验拆解小组实战</w:t>
+            </w:r>
+          </w:p>
+          <w:p>
+            <w:pPr>
+              <w:widowControl/>
+              <w:spacing w:line="400" w:lineRule="exact"/>
+              <w:jc w:val="left"/>
+              <w:rPr>
+                <w:rFonts w:ascii="FangSong_GB2312" w:eastAsia="FangSong_GB2312" w:hAnsi="FangSong_GB2312" w:cs="FangSong_GB2312"/>
+                <w:kern w:val="0"/>
+                <w:sz w:val="24"/>
+              </w:rPr>
+            </w:pPr>
+            <w:r>
+              <w:rPr>
+                <w:rFonts w:ascii="FangSong_GB2312" w:eastAsia="FangSong_GB2312" w:hAnsi="FangSong_GB2312" w:cs="FangSong_GB2312" w:hint="eastAsia"/>
+                <w:kern w:val="0"/>
+                <w:sz w:val="24"/>
+              </w:rPr>
+              <w:t xml:space="preserve">【时间安排】约110分钟（2.4实践学时）</w:t>
             </w:r>
           </w:p>
           <w:p>
@@ -1537,7 +1685,7 @@
         </w:tc>
         <w:tc>
           <w:tcPr>
-            <w:tcW w:w="3894" w:type="dxa"/>
+            <w:tcW w:w="1740" w:type="dxa"/>
             <w:tcBorders>
               <w:top w:val="single" w:sz="4" w:space="0" w:color="auto"/>
               <w:left w:val="single" w:sz="4" w:space="0" w:color="auto"/>
@@ -1558,7 +1706,7 @@
                 <w:rFonts w:ascii="FangSong_GB2312" w:eastAsia="FangSong_GB2312" w:hAnsi="FangSong_GB2312" w:cs="FangSong_GB2312"/>
                 <w:b/>
                 <w:bCs/>
-                <w:color w:val="FF0000"/>
+                <w:color w:val="000000"/>
                 <w:kern w:val="0"/>
                 <w:sz w:val="24"/>
               </w:rPr>
@@ -1568,7 +1716,7 @@
                 <w:rFonts w:ascii="FangSong_GB2312" w:eastAsia="FangSong_GB2312" w:hAnsi="FangSong_GB2312" w:cs="FangSong_GB2312" w:hint="eastAsia"/>
                 <w:b/>
                 <w:bCs/>
-                <w:color w:val="FF0000"/>
+                <w:color w:val="000000"/>
                 <w:kern w:val="0"/>
                 <w:sz w:val="24"/>
               </w:rPr>
@@ -1578,7 +1726,7 @@
         </w:tc>
         <w:tc>
           <w:tcPr>
-            <w:tcW w:w="3810" w:type="dxa"/>
+            <w:tcW w:w="5964" w:type="dxa"/>
             <w:tcBorders>
               <w:top w:val="single" w:sz="4" w:space="0" w:color="auto"/>
               <w:left w:val="single" w:sz="4" w:space="0" w:color="auto"/>
@@ -1598,17 +1746,19 @@
               <w:jc w:val="left"/>
               <w:rPr>
                 <w:rFonts w:ascii="FangSong_GB2312" w:eastAsia="FangSong_GB2312" w:hAnsi="FangSong_GB2312" w:cs="FangSong_GB2312"/>
-                <w:kern w:val="0"/>
-                <w:sz w:val="24"/>
-              </w:rPr>
-            </w:pPr>
-            <w:r>
-              <w:rPr>
-                <w:rFonts w:ascii="FangSong_GB2312" w:eastAsia="FangSong_GB2312" w:hAnsi="FangSong_GB2312" w:cs="FangSong_GB2312" w:hint="eastAsia"/>
-                <w:kern w:val="0"/>
-                <w:sz w:val="24"/>
-              </w:rPr>
-              <w:t xml:space="preserve">【教学组织】产品逆向体验拆解小组实战——分组选取产品，按可用性/体验双维度解剖</w:t>
+                <w:color w:val="000000"/>
+                <w:kern w:val="0"/>
+                <w:sz w:val="24"/>
+              </w:rPr>
+            </w:pPr>
+            <w:r>
+              <w:rPr>
+                <w:rFonts w:ascii="FangSong_GB2312" w:eastAsia="FangSong_GB2312" w:hAnsi="FangSong_GB2312" w:cs="FangSong_GB2312" w:hint="eastAsia"/>
+                <w:color w:val="000000"/>
+                <w:kern w:val="0"/>
+                <w:sz w:val="24"/>
+              </w:rPr>
+              <w:t xml:space="preserve">【教学组织】课堂实践与操作训练:</w:t>
             </w:r>
           </w:p>
           <w:p>
@@ -1618,17 +1768,19 @@
               <w:jc w:val="left"/>
               <w:rPr>
                 <w:rFonts w:ascii="FangSong_GB2312" w:eastAsia="FangSong_GB2312" w:hAnsi="FangSong_GB2312" w:cs="FangSong_GB2312"/>
-                <w:kern w:val="0"/>
-                <w:sz w:val="24"/>
-              </w:rPr>
-            </w:pPr>
-            <w:r>
-              <w:rPr>
-                <w:rFonts w:ascii="FangSong_GB2312" w:eastAsia="FangSong_GB2312" w:hAnsi="FangSong_GB2312" w:cs="FangSong_GB2312" w:hint="eastAsia"/>
-                <w:kern w:val="0"/>
-                <w:sz w:val="24"/>
-              </w:rPr>
-              <w:t xml:space="preserve">【教学方法】理论讲授、案例分析、产品逆向体验拆解小组实战</w:t>
+                <w:color w:val="000000"/>
+                <w:kern w:val="0"/>
+                <w:sz w:val="24"/>
+              </w:rPr>
+            </w:pPr>
+            <w:r>
+              <w:rPr>
+                <w:rFonts w:ascii="FangSong_GB2312" w:eastAsia="FangSong_GB2312" w:hAnsi="FangSong_GB2312" w:cs="FangSong_GB2312" w:hint="eastAsia"/>
+                <w:color w:val="000000"/>
+                <w:kern w:val="0"/>
+                <w:sz w:val="24"/>
+              </w:rPr>
+              <w:t xml:space="preserve">1. 实践任务指导：产品逆向体验拆解小组实战——分组选取产品，按可用性/体验双维度解剖</w:t>
             </w:r>
           </w:p>
           <w:p>
@@ -1638,13 +1790,81 @@
               <w:jc w:val="left"/>
               <w:rPr>
                 <w:rFonts w:ascii="FangSong_GB2312" w:eastAsia="FangSong_GB2312" w:hAnsi="FangSong_GB2312" w:cs="FangSong_GB2312"/>
-                <w:kern w:val="0"/>
-                <w:sz w:val="24"/>
-              </w:rPr>
-            </w:pPr>
-            <w:r>
-              <w:rPr>
-                <w:rFonts w:ascii="FangSong_GB2312" w:eastAsia="FangSong_GB2312" w:hAnsi="FangSong_GB2312" w:cs="FangSong_GB2312" w:hint="eastAsia"/>
+                <w:color w:val="000000"/>
+                <w:kern w:val="0"/>
+                <w:sz w:val="24"/>
+              </w:rPr>
+            </w:pPr>
+            <w:r>
+              <w:rPr>
+                <w:rFonts w:ascii="FangSong_GB2312" w:eastAsia="FangSong_GB2312" w:hAnsi="FangSong_GB2312" w:cs="FangSong_GB2312" w:hint="eastAsia"/>
+                <w:color w:val="000000"/>
+                <w:kern w:val="0"/>
+                <w:sz w:val="24"/>
+              </w:rPr>
+              <w:t xml:space="preserve">2. 核心任务目标：选取一款常用互联网产品，从可用性目标与体验目标两个维度进行逆向拆解分析，提交分析报告（约800字）。</w:t>
+            </w:r>
+          </w:p>
+          <w:p>
+            <w:pPr>
+              <w:widowControl/>
+              <w:spacing w:line="400" w:lineRule="exact"/>
+              <w:jc w:val="left"/>
+              <w:rPr>
+                <w:rFonts w:ascii="FangSong_GB2312" w:eastAsia="FangSong_GB2312" w:hAnsi="FangSong_GB2312" w:cs="FangSong_GB2312"/>
+                <w:color w:val="000000"/>
+                <w:kern w:val="0"/>
+                <w:sz w:val="24"/>
+              </w:rPr>
+            </w:pPr>
+            <w:r>
+              <w:rPr>
+                <w:rFonts w:ascii="FangSong_GB2312" w:eastAsia="FangSong_GB2312" w:hAnsi="FangSong_GB2312" w:cs="FangSong_GB2312" w:hint="eastAsia"/>
+                <w:color w:val="000000"/>
+                <w:kern w:val="0"/>
+                <w:sz w:val="24"/>
+              </w:rPr>
+              <w:t xml:space="preserve">3. 教师巡回指导，及时发现并纠正学生实践中的认知偏差。</w:t>
+            </w:r>
+          </w:p>
+          <w:p>
+            <w:pPr>
+              <w:widowControl/>
+              <w:spacing w:line="400" w:lineRule="exact"/>
+              <w:jc w:val="left"/>
+              <w:rPr>
+                <w:rFonts w:ascii="FangSong_GB2312" w:eastAsia="FangSong_GB2312" w:hAnsi="FangSong_GB2312" w:cs="FangSong_GB2312"/>
+                <w:color w:val="000000"/>
+                <w:kern w:val="0"/>
+                <w:sz w:val="24"/>
+              </w:rPr>
+            </w:pPr>
+            <w:r>
+              <w:rPr>
+                <w:rFonts w:ascii="FangSong_GB2312" w:eastAsia="FangSong_GB2312" w:hAnsi="FangSong_GB2312" w:cs="FangSong_GB2312" w:hint="eastAsia"/>
+                <w:color w:val="000000"/>
+                <w:kern w:val="0"/>
+                <w:sz w:val="24"/>
+              </w:rPr>
+              <w:t xml:space="preserve">【教学方法】项目导引、案例分析、产品逆向体验拆解小组实战</w:t>
+            </w:r>
+          </w:p>
+          <w:p>
+            <w:pPr>
+              <w:widowControl/>
+              <w:spacing w:line="400" w:lineRule="exact"/>
+              <w:jc w:val="left"/>
+              <w:rPr>
+                <w:rFonts w:ascii="FangSong_GB2312" w:eastAsia="FangSong_GB2312" w:hAnsi="FangSong_GB2312" w:cs="FangSong_GB2312"/>
+                <w:color w:val="000000"/>
+                <w:kern w:val="0"/>
+                <w:sz w:val="24"/>
+              </w:rPr>
+            </w:pPr>
+            <w:r>
+              <w:rPr>
+                <w:rFonts w:ascii="FangSong_GB2312" w:eastAsia="FangSong_GB2312" w:hAnsi="FangSong_GB2312" w:cs="FangSong_GB2312" w:hint="eastAsia"/>
+                <w:color w:val="000000"/>
                 <w:kern w:val="0"/>
                 <w:sz w:val="24"/>
               </w:rPr>
@@ -1658,13 +1878,15 @@
               <w:jc w:val="left"/>
               <w:rPr>
                 <w:rFonts w:ascii="FangSong_GB2312" w:eastAsia="FangSong_GB2312" w:hAnsi="FangSong_GB2312" w:cs="FangSong_GB2312"/>
-                <w:kern w:val="0"/>
-                <w:sz w:val="24"/>
-              </w:rPr>
-            </w:pPr>
-            <w:r>
-              <w:rPr>
-                <w:rFonts w:ascii="FangSong_GB2312" w:eastAsia="FangSong_GB2312" w:hAnsi="FangSong_GB2312" w:cs="FangSong_GB2312" w:hint="eastAsia"/>
+                <w:color w:val="000000"/>
+                <w:kern w:val="0"/>
+                <w:sz w:val="24"/>
+              </w:rPr>
+            </w:pPr>
+            <w:r>
+              <w:rPr>
+                <w:rFonts w:ascii="FangSong_GB2312" w:eastAsia="FangSong_GB2312" w:hAnsi="FangSong_GB2312" w:cs="FangSong_GB2312" w:hint="eastAsia"/>
+                <w:color w:val="000000"/>
                 <w:kern w:val="0"/>
                 <w:sz w:val="24"/>
               </w:rPr>
@@ -1707,7 +1929,7 @@
         </w:tc>
         <w:tc>
           <w:tcPr>
-            <w:tcW w:w="3894" w:type="dxa"/>
+            <w:tcW w:w="1740" w:type="dxa"/>
             <w:tcBorders>
               <w:top w:val="single" w:sz="4" w:space="0" w:color="auto"/>
               <w:left w:val="single" w:sz="4" w:space="0" w:color="auto"/>
@@ -1728,7 +1950,7 @@
                 <w:rFonts w:ascii="FangSong_GB2312" w:eastAsia="FangSong_GB2312" w:hAnsi="FangSong_GB2312" w:cs="FangSong_GB2312"/>
                 <w:b/>
                 <w:bCs/>
-                <w:color w:val="FF0000"/>
+                <w:color w:val="000000"/>
                 <w:kern w:val="0"/>
                 <w:sz w:val="24"/>
               </w:rPr>
@@ -1738,7 +1960,7 @@
                 <w:rFonts w:ascii="FangSong_GB2312" w:eastAsia="FangSong_GB2312" w:hAnsi="FangSong_GB2312" w:cs="FangSong_GB2312" w:hint="eastAsia"/>
                 <w:b/>
                 <w:bCs/>
-                <w:color w:val="FF0000"/>
+                <w:color w:val="000000"/>
                 <w:kern w:val="0"/>
                 <w:sz w:val="24"/>
               </w:rPr>
@@ -1748,7 +1970,7 @@
         </w:tc>
         <w:tc>
           <w:tcPr>
-            <w:tcW w:w="3810" w:type="dxa"/>
+            <w:tcW w:w="5964" w:type="dxa"/>
             <w:tcBorders>
               <w:top w:val="single" w:sz="4" w:space="0" w:color="auto"/>
               <w:left w:val="single" w:sz="4" w:space="0" w:color="auto"/>
@@ -1768,17 +1990,19 @@
               <w:jc w:val="left"/>
               <w:rPr>
                 <w:rFonts w:ascii="FangSong_GB2312" w:eastAsia="FangSong_GB2312" w:hAnsi="FangSong_GB2312" w:cs="FangSong_GB2312"/>
-                <w:kern w:val="0"/>
-                <w:sz w:val="24"/>
-              </w:rPr>
-            </w:pPr>
-            <w:r>
-              <w:rPr>
-                <w:rFonts w:ascii="FangSong_GB2312" w:eastAsia="FangSong_GB2312" w:hAnsi="FangSong_GB2312" w:cs="FangSong_GB2312" w:hint="eastAsia"/>
-                <w:kern w:val="0"/>
-                <w:sz w:val="24"/>
-              </w:rPr>
-              <w:t xml:space="preserve">【教学组织】汇报各组拆解发现，总结可用性与体验的评估框架</w:t>
+                <w:color w:val="000000"/>
+                <w:kern w:val="0"/>
+                <w:sz w:val="24"/>
+              </w:rPr>
+            </w:pPr>
+            <w:r>
+              <w:rPr>
+                <w:rFonts w:ascii="FangSong_GB2312" w:eastAsia="FangSong_GB2312" w:hAnsi="FangSong_GB2312" w:cs="FangSong_GB2312" w:hint="eastAsia"/>
+                <w:color w:val="000000"/>
+                <w:kern w:val="0"/>
+                <w:sz w:val="24"/>
+              </w:rPr>
+              <w:t xml:space="preserve">【教学组织】知识凝练与教学反思:</w:t>
             </w:r>
           </w:p>
           <w:p>
@@ -1788,17 +2012,19 @@
               <w:jc w:val="left"/>
               <w:rPr>
                 <w:rFonts w:ascii="FangSong_GB2312" w:eastAsia="FangSong_GB2312" w:hAnsi="FangSong_GB2312" w:cs="FangSong_GB2312"/>
-                <w:kern w:val="0"/>
-                <w:sz w:val="24"/>
-              </w:rPr>
-            </w:pPr>
-            <w:r>
-              <w:rPr>
-                <w:rFonts w:ascii="FangSong_GB2312" w:eastAsia="FangSong_GB2312" w:hAnsi="FangSong_GB2312" w:cs="FangSong_GB2312" w:hint="eastAsia"/>
-                <w:kern w:val="0"/>
-                <w:sz w:val="24"/>
-              </w:rPr>
-              <w:t xml:space="preserve">【时间安排】约10分钟（3.2实践学时）</w:t>
+                <w:color w:val="000000"/>
+                <w:kern w:val="0"/>
+                <w:sz w:val="24"/>
+              </w:rPr>
+            </w:pPr>
+            <w:r>
+              <w:rPr>
+                <w:rFonts w:ascii="FangSong_GB2312" w:eastAsia="FangSong_GB2312" w:hAnsi="FangSong_GB2312" w:cs="FangSong_GB2312" w:hint="eastAsia"/>
+                <w:color w:val="000000"/>
+                <w:kern w:val="0"/>
+                <w:sz w:val="24"/>
+              </w:rPr>
+              <w:t xml:space="preserve">1. 归纳梳理：汇报各组拆解发现，总结可用性与体验的评估框架</w:t>
             </w:r>
           </w:p>
           <w:p>
@@ -1808,13 +2034,81 @@
               <w:jc w:val="left"/>
               <w:rPr>
                 <w:rFonts w:ascii="FangSong_GB2312" w:eastAsia="FangSong_GB2312" w:hAnsi="FangSong_GB2312" w:cs="FangSong_GB2312"/>
-                <w:kern w:val="0"/>
-                <w:sz w:val="24"/>
-              </w:rPr>
-            </w:pPr>
-            <w:r>
-              <w:rPr>
-                <w:rFonts w:ascii="FangSong_GB2312" w:eastAsia="FangSong_GB2312" w:hAnsi="FangSong_GB2312" w:cs="FangSong_GB2312" w:hint="eastAsia"/>
+                <w:color w:val="000000"/>
+                <w:kern w:val="0"/>
+                <w:sz w:val="24"/>
+              </w:rPr>
+            </w:pPr>
+            <w:r>
+              <w:rPr>
+                <w:rFonts w:ascii="FangSong_GB2312" w:eastAsia="FangSong_GB2312" w:hAnsi="FangSong_GB2312" w:cs="FangSong_GB2312" w:hint="eastAsia"/>
+                <w:color w:val="000000"/>
+                <w:kern w:val="0"/>
+                <w:sz w:val="24"/>
+              </w:rPr>
+              <w:t xml:space="preserve">2. 强化记忆：系统性总结本节课核心知识点与技能框架。</w:t>
+            </w:r>
+          </w:p>
+          <w:p>
+            <w:pPr>
+              <w:widowControl/>
+              <w:spacing w:line="400" w:lineRule="exact"/>
+              <w:jc w:val="left"/>
+              <w:rPr>
+                <w:rFonts w:ascii="FangSong_GB2312" w:eastAsia="FangSong_GB2312" w:hAnsi="FangSong_GB2312" w:cs="FangSong_GB2312"/>
+                <w:color w:val="000000"/>
+                <w:kern w:val="0"/>
+                <w:sz w:val="24"/>
+              </w:rPr>
+            </w:pPr>
+            <w:r>
+              <w:rPr>
+                <w:rFonts w:ascii="FangSong_GB2312" w:eastAsia="FangSong_GB2312" w:hAnsi="FangSong_GB2312" w:cs="FangSong_GB2312" w:hint="eastAsia"/>
+                <w:color w:val="000000"/>
+                <w:kern w:val="0"/>
+                <w:sz w:val="24"/>
+              </w:rPr>
+              <w:t xml:space="preserve">3. 布置课后延伸思考与预习任务。</w:t>
+            </w:r>
+          </w:p>
+          <w:p>
+            <w:pPr>
+              <w:widowControl/>
+              <w:spacing w:line="400" w:lineRule="exact"/>
+              <w:jc w:val="left"/>
+              <w:rPr>
+                <w:rFonts w:ascii="FangSong_GB2312" w:eastAsia="FangSong_GB2312" w:hAnsi="FangSong_GB2312" w:cs="FangSong_GB2312"/>
+                <w:color w:val="000000"/>
+                <w:kern w:val="0"/>
+                <w:sz w:val="24"/>
+              </w:rPr>
+            </w:pPr>
+            <w:r>
+              <w:rPr>
+                <w:rFonts w:ascii="FangSong_GB2312" w:eastAsia="FangSong_GB2312" w:hAnsi="FangSong_GB2312" w:cs="FangSong_GB2312" w:hint="eastAsia"/>
+                <w:color w:val="000000"/>
+                <w:kern w:val="0"/>
+                <w:sz w:val="24"/>
+              </w:rPr>
+              <w:t xml:space="preserve">【时间安排】约10分钟（0.2实践学时）</w:t>
+            </w:r>
+          </w:p>
+          <w:p>
+            <w:pPr>
+              <w:widowControl/>
+              <w:spacing w:line="400" w:lineRule="exact"/>
+              <w:jc w:val="left"/>
+              <w:rPr>
+                <w:rFonts w:ascii="FangSong_GB2312" w:eastAsia="FangSong_GB2312" w:hAnsi="FangSong_GB2312" w:cs="FangSong_GB2312"/>
+                <w:color w:val="000000"/>
+                <w:kern w:val="0"/>
+                <w:sz w:val="24"/>
+              </w:rPr>
+            </w:pPr>
+            <w:r>
+              <w:rPr>
+                <w:rFonts w:ascii="FangSong_GB2312" w:eastAsia="FangSong_GB2312" w:hAnsi="FangSong_GB2312" w:cs="FangSong_GB2312" w:hint="eastAsia"/>
+                <w:color w:val="000000"/>
                 <w:kern w:val="0"/>
                 <w:sz w:val="24"/>
               </w:rPr>
@@ -1887,15 +2181,15 @@
               <w:rPr>
                 <w:rFonts w:ascii="FangSong_GB2312" w:eastAsia="FangSong_GB2312" w:hAnsi="FangSong_GB2312" w:cs="FangSong_GB2312"/>
                 <w:bCs/>
-                <w:color w:val="333333"/>
-                <w:kern w:val="0"/>
-                <w:sz w:val="24"/>
-              </w:rPr>
-            </w:pPr>
-            <w:r>
-              <w:rPr>
-                <w:rFonts w:ascii="FangSong_GB2312" w:eastAsia="FangSong_GB2312" w:hAnsi="FangSong_GB2312" w:cs="FangSong_GB2312" w:hint="eastAsia"/>
-                <w:color w:val="FF0000"/>
+                <w:color w:val="000000"/>
+                <w:kern w:val="0"/>
+                <w:sz w:val="24"/>
+              </w:rPr>
+            </w:pPr>
+            <w:r>
+              <w:rPr>
+                <w:rFonts w:ascii="FangSong_GB2312" w:eastAsia="FangSong_GB2312" w:hAnsi="FangSong_GB2312" w:cs="FangSong_GB2312" w:hint="eastAsia"/>
+                <w:color w:val="000000"/>
                 <w:kern w:val="0"/>
                 <w:sz w:val="24"/>
               </w:rPr>

--- a/交互产品开发/Output/教案/教案_第1周_交互体系概论基础.docx
+++ b/交互产品开发/Output/教案/教案_第1周_交互体系概论基础.docx
@@ -202,30 +202,7 @@
                 <w:kern w:val="0"/>
                 <w:sz w:val="24"/>
               </w:rPr>
-              <w:t xml:space="preserve">1.1 交互与UX的概念与实际运用；可用性与体验目标</w:t>
-            </w:r>
-          </w:p>
-          <w:p>
-            <w:pPr>
-              <w:widowControl/>
-              <w:spacing w:before="40" w:after="40" w:line="400" w:lineRule="exact"/>
-              <w:ind w:left="57" w:firstLineChars="100" w:firstLine="240"/>
-              <w:jc w:val="center"/>
-              <w:rPr>
-                <w:rFonts w:ascii="FangSong_GB2312" w:eastAsia="FangSong_GB2312" w:hAnsi="FangSong_GB2312" w:cs="FangSong_GB2312"/>
-                <w:color w:val="000000"/>
-                <w:kern w:val="0"/>
-                <w:sz w:val="24"/>
-              </w:rPr>
-            </w:pPr>
-            <w:r>
-              <w:rPr>
-                <w:rFonts w:ascii="FangSong_GB2312" w:eastAsia="FangSong_GB2312" w:hAnsi="FangSong_GB2312" w:cs="FangSong_GB2312" w:hint="eastAsia"/>
-                <w:color w:val="000000"/>
-                <w:kern w:val="0"/>
-                <w:sz w:val="24"/>
-              </w:rPr>
-              <w:t xml:space="preserve">1.2 产品体验的逆向拆解实验</w:t>
+              <w:t xml:space="preserve">本周模块涵盖交互体系概论基础。模块1通过分析数字系统失败导致的“认知摩擦”及其四宗罪，揭示产品体验坍塌的组织级根因；模块2界定交互设计的历史演变与概念、物理、界面、交互四大垂直维度，并厘清七大可用性底线与感性体验目标的关系；模块3深度解析工程实施模型、表现模型与用户心理模型之间的错位、背叛与平衡策略；模块4讲授可见性、反馈、约束、一致性及示能等防止摩擦的五大设计原则，并剖析暗黑模式与无障碍设计的内涵；模块5引入精益设计（Lean UX）与MVP理念，指导学生通过定性访谈进行痛点诊断，并以极低成本进行敏捷验证。</w:t>
             </w:r>
           </w:p>
         </w:tc>
@@ -322,7 +299,7 @@
                 <w:kern w:val="0"/>
                 <w:sz w:val="24"/>
               </w:rPr>
-              <w:t xml:space="preserve">2023级数字媒体艺术影视班：第 9 周，周四2-5节</w:t>
+              <w:t xml:space="preserve">2023级数字媒体艺术影视班：第 7 周，周三8-11节</w:t>
             </w:r>
           </w:p>
         </w:tc>
@@ -703,7 +680,7 @@
                 <w:kern w:val="0"/>
                 <w:sz w:val="24"/>
               </w:rPr>
-              <w:t xml:space="preserve">重点：交互设计的本质定义与可用性目标评估标准</w:t>
+              <w:t xml:space="preserve">重点：建立以用户心理模型为中心的设计哲学，打破以机器逻辑或视觉表象主导的固有认知。核心在于掌握工程、表现、心理三大心智模型，并应用可用性七大红线及防摩擦五大原则。</w:t>
             </w:r>
           </w:p>
           <w:p>
@@ -727,7 +704,7 @@
                 <w:kern w:val="0"/>
                 <w:sz w:val="24"/>
               </w:rPr>
-              <w:t xml:space="preserve">难点：如何在具体产品分析中准确区分交互的易用性与整体体验感</w:t>
+              <w:t xml:space="preserve">难点：准确识别和区分三大认知模型，理解如何通过巧妙的“表现模型”有效弥合底层冰冷代码与人类直觉预期之间的鸿沟；在实操中能够准确使用预防式约束和多模态反馈来消除数字体验的认知摩擦。</w:t>
             </w:r>
           </w:p>
         </w:tc>
@@ -1261,127 +1238,7 @@
                 <w:kern w:val="0"/>
                 <w:sz w:val="24"/>
               </w:rPr>
-              <w:t xml:space="preserve">【教学组织】课程情境导入:</w:t>
-            </w:r>
-          </w:p>
-          <w:p>
-            <w:pPr>
-              <w:widowControl/>
-              <w:spacing w:line="400" w:lineRule="exact"/>
-              <w:jc w:val="left"/>
-              <w:rPr>
-                <w:rFonts w:ascii="FangSong_GB2312" w:eastAsia="FangSong_GB2312" w:hAnsi="FangSong_GB2312" w:cs="FangSong_GB2312"/>
-                <w:kern w:val="0"/>
-                <w:sz w:val="24"/>
-              </w:rPr>
-            </w:pPr>
-            <w:r>
-              <w:rPr>
-                <w:rFonts w:ascii="FangSong_GB2312" w:eastAsia="FangSong_GB2312" w:hAnsi="FangSong_GB2312" w:cs="FangSong_GB2312" w:hint="eastAsia"/>
-                <w:kern w:val="0"/>
-                <w:sz w:val="24"/>
-              </w:rPr>
-              <w:t xml:space="preserve">1. 以日常交互失败案例引入，展示可用性与体验的差距</w:t>
-            </w:r>
-          </w:p>
-          <w:p>
-            <w:pPr>
-              <w:widowControl/>
-              <w:spacing w:line="400" w:lineRule="exact"/>
-              <w:jc w:val="left"/>
-              <w:rPr>
-                <w:rFonts w:ascii="FangSong_GB2312" w:eastAsia="FangSong_GB2312" w:hAnsi="FangSong_GB2312" w:cs="FangSong_GB2312"/>
-                <w:kern w:val="0"/>
-                <w:sz w:val="24"/>
-              </w:rPr>
-            </w:pPr>
-            <w:r>
-              <w:rPr>
-                <w:rFonts w:ascii="FangSong_GB2312" w:eastAsia="FangSong_GB2312" w:hAnsi="FangSong_GB2312" w:cs="FangSong_GB2312" w:hint="eastAsia"/>
-                <w:kern w:val="0"/>
-                <w:sz w:val="24"/>
-              </w:rPr>
-              <w:t xml:space="preserve">2. 明确本节课核心聚焦点：交互设计的本质定义与可用性目标评估标准</w:t>
-            </w:r>
-          </w:p>
-          <w:p>
-            <w:pPr>
-              <w:widowControl/>
-              <w:spacing w:line="400" w:lineRule="exact"/>
-              <w:jc w:val="left"/>
-              <w:rPr>
-                <w:rFonts w:ascii="FangSong_GB2312" w:eastAsia="FangSong_GB2312" w:hAnsi="FangSong_GB2312" w:cs="FangSong_GB2312"/>
-                <w:kern w:val="0"/>
-                <w:sz w:val="24"/>
-              </w:rPr>
-            </w:pPr>
-            <w:r>
-              <w:rPr>
-                <w:rFonts w:ascii="FangSong_GB2312" w:eastAsia="FangSong_GB2312" w:hAnsi="FangSong_GB2312" w:cs="FangSong_GB2312" w:hint="eastAsia"/>
-                <w:kern w:val="0"/>
-                <w:sz w:val="24"/>
-              </w:rPr>
-              <w:t xml:space="preserve">3. 激发学生学习动机与探索兴趣。</w:t>
-            </w:r>
-          </w:p>
-          <w:p>
-            <w:pPr>
-              <w:widowControl/>
-              <w:spacing w:line="400" w:lineRule="exact"/>
-              <w:jc w:val="left"/>
-              <w:rPr>
-                <w:rFonts w:ascii="FangSong_GB2312" w:eastAsia="FangSong_GB2312" w:hAnsi="FangSong_GB2312" w:cs="FangSong_GB2312"/>
-                <w:kern w:val="0"/>
-                <w:sz w:val="24"/>
-              </w:rPr>
-            </w:pPr>
-            <w:r>
-              <w:rPr>
-                <w:rFonts w:ascii="FangSong_GB2312" w:eastAsia="FangSong_GB2312" w:hAnsi="FangSong_GB2312" w:cs="FangSong_GB2312" w:hint="eastAsia"/>
-                <w:kern w:val="0"/>
-                <w:sz w:val="24"/>
-              </w:rPr>
-              <w:t xml:space="preserve">【教学方法】项目导引、案例分析、产品逆向体验拆解小组实战</w:t>
-            </w:r>
-          </w:p>
-          <w:p>
-            <w:pPr>
-              <w:widowControl/>
-              <w:spacing w:line="400" w:lineRule="exact"/>
-              <w:jc w:val="left"/>
-              <w:rPr>
-                <w:rFonts w:ascii="FangSong_GB2312" w:eastAsia="FangSong_GB2312" w:hAnsi="FangSong_GB2312" w:cs="FangSong_GB2312"/>
-                <w:kern w:val="0"/>
-                <w:sz w:val="24"/>
-              </w:rPr>
-            </w:pPr>
-            <w:r>
-              <w:rPr>
-                <w:rFonts w:ascii="FangSong_GB2312" w:eastAsia="FangSong_GB2312" w:hAnsi="FangSong_GB2312" w:cs="FangSong_GB2312" w:hint="eastAsia"/>
-                <w:kern w:val="0"/>
-                <w:sz w:val="24"/>
-              </w:rPr>
-              <w:t xml:space="preserve">【时间安排】约25分钟（0.6实践学时）</w:t>
-            </w:r>
-          </w:p>
-          <w:p>
-            <w:pPr>
-              <w:widowControl/>
-              <w:spacing w:line="400" w:lineRule="exact"/>
-              <w:jc w:val="left"/>
-              <w:rPr>
-                <w:rFonts w:ascii="FangSong_GB2312" w:eastAsia="FangSong_GB2312" w:hAnsi="FangSong_GB2312" w:cs="FangSong_GB2312"/>
-                <w:kern w:val="0"/>
-                <w:sz w:val="24"/>
-              </w:rPr>
-            </w:pPr>
-            <w:r>
-              <w:rPr>
-                <w:rFonts w:ascii="FangSong_GB2312" w:eastAsia="FangSong_GB2312" w:hAnsi="FangSong_GB2312" w:cs="FangSong_GB2312" w:hint="eastAsia"/>
-                <w:kern w:val="0"/>
-                <w:sz w:val="24"/>
-              </w:rPr>
-              <w:t xml:space="preserve">【课堂思考】</w:t>
+              <w:t xml:space="preserve"/>
             </w:r>
           </w:p>
         </w:tc>
@@ -1485,167 +1342,987 @@
                 <w:kern w:val="0"/>
                 <w:sz w:val="24"/>
               </w:rPr>
-              <w:t xml:space="preserve">【教学组织】核心方法与实操解析:</w:t>
-            </w:r>
-          </w:p>
-          <w:p>
-            <w:pPr>
-              <w:widowControl/>
-              <w:spacing w:line="400" w:lineRule="exact"/>
-              <w:jc w:val="left"/>
-              <w:rPr>
-                <w:rFonts w:ascii="FangSong_GB2312" w:eastAsia="FangSong_GB2312" w:hAnsi="FangSong_GB2312" w:cs="FangSong_GB2312"/>
-                <w:kern w:val="0"/>
-                <w:sz w:val="24"/>
-              </w:rPr>
-            </w:pPr>
-            <w:r>
-              <w:rPr>
-                <w:rFonts w:ascii="FangSong_GB2312" w:eastAsia="FangSong_GB2312" w:hAnsi="FangSong_GB2312" w:cs="FangSong_GB2312" w:hint="eastAsia"/>
-                <w:kern w:val="0"/>
-                <w:sz w:val="24"/>
-              </w:rPr>
-              <w:t xml:space="preserve">1. 实训主线：交互设计概念与实际运用、可用性目标（ISO 9241）、体验目标框架、Norman 设计心理学原则实战</w:t>
-            </w:r>
-          </w:p>
-          <w:p>
-            <w:pPr>
-              <w:widowControl/>
-              <w:spacing w:line="400" w:lineRule="exact"/>
-              <w:jc w:val="left"/>
-              <w:rPr>
-                <w:rFonts w:ascii="FangSong_GB2312" w:eastAsia="FangSong_GB2312" w:hAnsi="FangSong_GB2312" w:cs="FangSong_GB2312"/>
-                <w:kern w:val="0"/>
-                <w:sz w:val="24"/>
-              </w:rPr>
-            </w:pPr>
-            <w:r>
-              <w:rPr>
-                <w:rFonts w:ascii="FangSong_GB2312" w:eastAsia="FangSong_GB2312" w:hAnsi="FangSong_GB2312" w:cs="FangSong_GB2312" w:hint="eastAsia"/>
-                <w:kern w:val="0"/>
-                <w:sz w:val="24"/>
-              </w:rPr>
-              <w:t xml:space="preserve">2. 实践要点拆解：1.1 交互与UX的概念与实际运用；可用性与体验目标 1.2 产品体验的逆向拆解实验</w:t>
-            </w:r>
-          </w:p>
-          <w:p>
-            <w:pPr>
-              <w:widowControl/>
-              <w:spacing w:line="400" w:lineRule="exact"/>
-              <w:jc w:val="left"/>
-              <w:rPr>
-                <w:rFonts w:ascii="FangSong_GB2312" w:eastAsia="FangSong_GB2312" w:hAnsi="FangSong_GB2312" w:cs="FangSong_GB2312"/>
-                <w:kern w:val="0"/>
-                <w:sz w:val="24"/>
-              </w:rPr>
-            </w:pPr>
-            <w:r>
-              <w:rPr>
-                <w:rFonts w:ascii="FangSong_GB2312" w:eastAsia="FangSong_GB2312" w:hAnsi="FangSong_GB2312" w:cs="FangSong_GB2312" w:hint="eastAsia"/>
-                <w:kern w:val="0"/>
-                <w:sz w:val="24"/>
-              </w:rPr>
-              <w:t xml:space="preserve">3. 重难点突破：针对“如何在具体产品分析中准确区分交互的易用性与整体体验感”，采用案例剖析策略。</w:t>
-            </w:r>
-          </w:p>
-          <w:p>
-            <w:pPr>
-              <w:widowControl/>
-              <w:spacing w:line="400" w:lineRule="exact"/>
-              <w:jc w:val="left"/>
-              <w:rPr>
-                <w:rFonts w:ascii="FangSong_GB2312" w:eastAsia="FangSong_GB2312" w:hAnsi="FangSong_GB2312" w:cs="FangSong_GB2312"/>
-                <w:kern w:val="0"/>
-                <w:sz w:val="24"/>
-              </w:rPr>
-            </w:pPr>
-            <w:r>
-              <w:rPr>
-                <w:rFonts w:ascii="FangSong_GB2312" w:eastAsia="FangSong_GB2312" w:hAnsi="FangSong_GB2312" w:cs="FangSong_GB2312" w:hint="eastAsia"/>
-                <w:kern w:val="0"/>
-                <w:sz w:val="24"/>
-              </w:rPr>
-              <w:t xml:space="preserve">4. 支撑目标：理解交互设计与用户体验的区别与联系</w:t>
-            </w:r>
-          </w:p>
-          <w:p>
-            <w:pPr>
-              <w:widowControl/>
-              <w:spacing w:line="400" w:lineRule="exact"/>
-              <w:jc w:val="left"/>
-              <w:rPr>
-                <w:rFonts w:ascii="FangSong_GB2312" w:eastAsia="FangSong_GB2312" w:hAnsi="FangSong_GB2312" w:cs="FangSong_GB2312"/>
-                <w:kern w:val="0"/>
-                <w:sz w:val="24"/>
-              </w:rPr>
-            </w:pPr>
-            <w:r>
-              <w:rPr>
-                <w:rFonts w:ascii="FangSong_GB2312" w:eastAsia="FangSong_GB2312" w:hAnsi="FangSong_GB2312" w:cs="FangSong_GB2312" w:hint="eastAsia"/>
-                <w:kern w:val="0"/>
-                <w:sz w:val="24"/>
-              </w:rPr>
-              <w:t xml:space="preserve">【教学方法】项目导引、案例分析、产品逆向体验拆解小组实战</w:t>
-            </w:r>
-          </w:p>
-          <w:p>
-            <w:pPr>
-              <w:widowControl/>
-              <w:spacing w:line="400" w:lineRule="exact"/>
-              <w:jc w:val="left"/>
-              <w:rPr>
-                <w:rFonts w:ascii="FangSong_GB2312" w:eastAsia="FangSong_GB2312" w:hAnsi="FangSong_GB2312" w:cs="FangSong_GB2312"/>
-                <w:kern w:val="0"/>
-                <w:sz w:val="24"/>
-              </w:rPr>
-            </w:pPr>
-            <w:r>
-              <w:rPr>
-                <w:rFonts w:ascii="FangSong_GB2312" w:eastAsia="FangSong_GB2312" w:hAnsi="FangSong_GB2312" w:cs="FangSong_GB2312" w:hint="eastAsia"/>
-                <w:kern w:val="0"/>
-                <w:sz w:val="24"/>
-              </w:rPr>
-              <w:t xml:space="preserve">【时间安排】约110分钟（2.4实践学时）</w:t>
-            </w:r>
-          </w:p>
-          <w:p>
-            <w:pPr>
-              <w:widowControl/>
-              <w:spacing w:line="400" w:lineRule="exact"/>
-              <w:jc w:val="left"/>
-              <w:rPr>
-                <w:rFonts w:ascii="FangSong_GB2312" w:eastAsia="FangSong_GB2312" w:hAnsi="FangSong_GB2312" w:cs="FangSong_GB2312"/>
-                <w:kern w:val="0"/>
-                <w:sz w:val="24"/>
-              </w:rPr>
-            </w:pPr>
-            <w:r>
-              <w:rPr>
-                <w:rFonts w:ascii="FangSong_GB2312" w:eastAsia="FangSong_GB2312" w:hAnsi="FangSong_GB2312" w:cs="FangSong_GB2312" w:hint="eastAsia"/>
-                <w:kern w:val="0"/>
-                <w:sz w:val="24"/>
-              </w:rPr>
-              <w:t xml:space="preserve">【课堂思考】</w:t>
-            </w:r>
-          </w:p>
-          <w:p>
-            <w:pPr>
-              <w:widowControl/>
-              <w:spacing w:line="400" w:lineRule="exact"/>
-              <w:jc w:val="left"/>
-              <w:rPr>
-                <w:rFonts w:ascii="FangSong_GB2312" w:eastAsia="FangSong_GB2312" w:hAnsi="FangSong_GB2312" w:cs="FangSong_GB2312"/>
-                <w:kern w:val="0"/>
-                <w:sz w:val="24"/>
-              </w:rPr>
-            </w:pPr>
-            <w:r>
-              <w:rPr>
-                <w:rFonts w:ascii="FangSong_GB2312" w:eastAsia="FangSong_GB2312" w:hAnsi="FangSong_GB2312" w:cs="FangSong_GB2312" w:hint="eastAsia"/>
-                <w:kern w:val="0"/>
-                <w:sz w:val="24"/>
-              </w:rPr>
-              <w:t xml:space="preserve">【课程思政融入点】结合本土互联网产品出海案例，增强数字化创新自信</w:t>
+              <w:t xml:space="preserve">教学组织剖析机器系统的四宗罪及产品失败的四大组织根因</w:t>
+            </w:r>
+          </w:p>
+          <w:p>
+            <w:pPr>
+              <w:widowControl/>
+              <w:spacing w:line="400" w:lineRule="exact"/>
+              <w:jc w:val="left"/>
+              <w:rPr>
+                <w:rFonts w:ascii="FangSong_GB2312" w:eastAsia="FangSong_GB2312" w:hAnsi="FangSong_GB2312" w:cs="FangSong_GB2312"/>
+                <w:kern w:val="0"/>
+                <w:sz w:val="24"/>
+              </w:rPr>
+            </w:pPr>
+            <w:r>
+              <w:rPr>
+                <w:rFonts w:ascii="FangSong_GB2312" w:eastAsia="FangSong_GB2312" w:hAnsi="FangSong_GB2312" w:cs="FangSong_GB2312" w:hint="eastAsia"/>
+                <w:kern w:val="0"/>
+                <w:sz w:val="24"/>
+              </w:rPr>
+              <w:t xml:space="preserve">教学方法项目导引、案例分析、产品逆向体验拆解小组实战</w:t>
+            </w:r>
+          </w:p>
+          <w:p>
+            <w:pPr>
+              <w:widowControl/>
+              <w:spacing w:line="400" w:lineRule="exact"/>
+              <w:jc w:val="left"/>
+              <w:rPr>
+                <w:rFonts w:ascii="FangSong_GB2312" w:eastAsia="FangSong_GB2312" w:hAnsi="FangSong_GB2312" w:cs="FangSong_GB2312"/>
+                <w:kern w:val="0"/>
+                <w:sz w:val="24"/>
+              </w:rPr>
+            </w:pPr>
+            <w:r>
+              <w:rPr>
+                <w:rFonts w:ascii="FangSong_GB2312" w:eastAsia="FangSong_GB2312" w:hAnsi="FangSong_GB2312" w:cs="FangSong_GB2312" w:hint="eastAsia"/>
+                <w:kern w:val="0"/>
+                <w:sz w:val="24"/>
+              </w:rPr>
+              <w:t xml:space="preserve">时间安排约20分钟（0.4实践学时）</w:t>
+            </w:r>
+          </w:p>
+          <w:p>
+            <w:pPr>
+              <w:widowControl/>
+              <w:spacing w:line="400" w:lineRule="exact"/>
+              <w:jc w:val="left"/>
+              <w:rPr>
+                <w:rFonts w:ascii="FangSong_GB2312" w:eastAsia="FangSong_GB2312" w:hAnsi="FangSong_GB2312" w:cs="FangSong_GB2312"/>
+                <w:kern w:val="0"/>
+                <w:sz w:val="24"/>
+              </w:rPr>
+            </w:pPr>
+            <w:r>
+              <w:rPr>
+                <w:rFonts w:ascii="FangSong_GB2312" w:eastAsia="FangSong_GB2312" w:hAnsi="FangSong_GB2312" w:cs="FangSong_GB2312" w:hint="eastAsia"/>
+                <w:kern w:val="0"/>
+                <w:sz w:val="24"/>
+              </w:rPr>
+              <w:t xml:space="preserve">课堂思考</w:t>
+            </w:r>
+          </w:p>
+          <w:p>
+            <w:pPr>
+              <w:widowControl/>
+              <w:spacing w:line="400" w:lineRule="exact"/>
+              <w:jc w:val="left"/>
+              <w:rPr>
+                <w:rFonts w:ascii="FangSong_GB2312" w:eastAsia="FangSong_GB2312" w:hAnsi="FangSong_GB2312" w:cs="FangSong_GB2312"/>
+                <w:kern w:val="0"/>
+                <w:sz w:val="24"/>
+              </w:rPr>
+            </w:pPr>
+            <w:r>
+              <w:rPr>
+                <w:rFonts w:ascii="FangSong_GB2312" w:eastAsia="FangSong_GB2312" w:hAnsi="FangSong_GB2312" w:cs="FangSong_GB2312" w:hint="eastAsia"/>
+                <w:kern w:val="0"/>
+                <w:sz w:val="24"/>
+              </w:rPr>
+              <w:t xml:space="preserve">课程思政融入点</w:t>
+            </w:r>
+          </w:p>
+          <w:p>
+            <w:pPr>
+              <w:widowControl/>
+              <w:spacing w:line="400" w:lineRule="exact"/>
+              <w:jc w:val="left"/>
+              <w:rPr>
+                <w:rFonts w:ascii="FangSong_GB2312" w:eastAsia="FangSong_GB2312" w:hAnsi="FangSong_GB2312" w:cs="FangSong_GB2312"/>
+                <w:kern w:val="0"/>
+                <w:sz w:val="24"/>
+              </w:rPr>
+            </w:pPr>
+            <w:r>
+              <w:rPr>
+                <w:rFonts w:ascii="FangSong_GB2312" w:eastAsia="FangSong_GB2312" w:hAnsi="FangSong_GB2312" w:cs="FangSong_GB2312" w:hint="eastAsia"/>
+                <w:kern w:val="0"/>
+                <w:sz w:val="24"/>
+              </w:rPr>
+              <w:t xml:space="preserve">教学组织解析认知摩擦概念、Therac-25血案以及数字鸿沟问题</w:t>
+            </w:r>
+          </w:p>
+          <w:p>
+            <w:pPr>
+              <w:widowControl/>
+              <w:spacing w:line="400" w:lineRule="exact"/>
+              <w:jc w:val="left"/>
+              <w:rPr>
+                <w:rFonts w:ascii="FangSong_GB2312" w:eastAsia="FangSong_GB2312" w:hAnsi="FangSong_GB2312" w:cs="FangSong_GB2312"/>
+                <w:kern w:val="0"/>
+                <w:sz w:val="24"/>
+              </w:rPr>
+            </w:pPr>
+            <w:r>
+              <w:rPr>
+                <w:rFonts w:ascii="FangSong_GB2312" w:eastAsia="FangSong_GB2312" w:hAnsi="FangSong_GB2312" w:cs="FangSong_GB2312" w:hint="eastAsia"/>
+                <w:kern w:val="0"/>
+                <w:sz w:val="24"/>
+              </w:rPr>
+              <w:t xml:space="preserve">教学方法项目导引、案例分析、产品逆向体验拆解小组实战</w:t>
+            </w:r>
+          </w:p>
+          <w:p>
+            <w:pPr>
+              <w:widowControl/>
+              <w:spacing w:line="400" w:lineRule="exact"/>
+              <w:jc w:val="left"/>
+              <w:rPr>
+                <w:rFonts w:ascii="FangSong_GB2312" w:eastAsia="FangSong_GB2312" w:hAnsi="FangSong_GB2312" w:cs="FangSong_GB2312"/>
+                <w:kern w:val="0"/>
+                <w:sz w:val="24"/>
+              </w:rPr>
+            </w:pPr>
+            <w:r>
+              <w:rPr>
+                <w:rFonts w:ascii="FangSong_GB2312" w:eastAsia="FangSong_GB2312" w:hAnsi="FangSong_GB2312" w:cs="FangSong_GB2312" w:hint="eastAsia"/>
+                <w:kern w:val="0"/>
+                <w:sz w:val="24"/>
+              </w:rPr>
+              <w:t xml:space="preserve">时间安排约10分钟（0.2实践学时）</w:t>
+            </w:r>
+          </w:p>
+          <w:p>
+            <w:pPr>
+              <w:widowControl/>
+              <w:spacing w:line="400" w:lineRule="exact"/>
+              <w:jc w:val="left"/>
+              <w:rPr>
+                <w:rFonts w:ascii="FangSong_GB2312" w:eastAsia="FangSong_GB2312" w:hAnsi="FangSong_GB2312" w:cs="FangSong_GB2312"/>
+                <w:kern w:val="0"/>
+                <w:sz w:val="24"/>
+              </w:rPr>
+            </w:pPr>
+            <w:r>
+              <w:rPr>
+                <w:rFonts w:ascii="FangSong_GB2312" w:eastAsia="FangSong_GB2312" w:hAnsi="FangSong_GB2312" w:cs="FangSong_GB2312" w:hint="eastAsia"/>
+                <w:kern w:val="0"/>
+                <w:sz w:val="24"/>
+              </w:rPr>
+              <w:t xml:space="preserve">课堂思考</w:t>
+            </w:r>
+          </w:p>
+          <w:p>
+            <w:pPr>
+              <w:widowControl/>
+              <w:spacing w:line="400" w:lineRule="exact"/>
+              <w:jc w:val="left"/>
+              <w:rPr>
+                <w:rFonts w:ascii="FangSong_GB2312" w:eastAsia="FangSong_GB2312" w:hAnsi="FangSong_GB2312" w:cs="FangSong_GB2312"/>
+                <w:kern w:val="0"/>
+                <w:sz w:val="24"/>
+              </w:rPr>
+            </w:pPr>
+            <w:r>
+              <w:rPr>
+                <w:rFonts w:ascii="FangSong_GB2312" w:eastAsia="FangSong_GB2312" w:hAnsi="FangSong_GB2312" w:cs="FangSong_GB2312" w:hint="eastAsia"/>
+                <w:kern w:val="0"/>
+                <w:sz w:val="24"/>
+              </w:rPr>
+              <w:t xml:space="preserve">课程思政融入点</w:t>
+            </w:r>
+          </w:p>
+          <w:p>
+            <w:pPr>
+              <w:widowControl/>
+              <w:spacing w:line="400" w:lineRule="exact"/>
+              <w:jc w:val="left"/>
+              <w:rPr>
+                <w:rFonts w:ascii="FangSong_GB2312" w:eastAsia="FangSong_GB2312" w:hAnsi="FangSong_GB2312" w:cs="FangSong_GB2312"/>
+                <w:kern w:val="0"/>
+                <w:sz w:val="24"/>
+              </w:rPr>
+            </w:pPr>
+            <w:r>
+              <w:rPr>
+                <w:rFonts w:ascii="FangSong_GB2312" w:eastAsia="FangSong_GB2312" w:hAnsi="FangSong_GB2312" w:cs="FangSong_GB2312" w:hint="eastAsia"/>
+                <w:kern w:val="0"/>
+                <w:sz w:val="24"/>
+              </w:rPr>
+              <w:t xml:space="preserve">教学组织回顾交互设计的历史事件及四大维度的结构解剖</w:t>
+            </w:r>
+          </w:p>
+          <w:p>
+            <w:pPr>
+              <w:widowControl/>
+              <w:spacing w:line="400" w:lineRule="exact"/>
+              <w:jc w:val="left"/>
+              <w:rPr>
+                <w:rFonts w:ascii="FangSong_GB2312" w:eastAsia="FangSong_GB2312" w:hAnsi="FangSong_GB2312" w:cs="FangSong_GB2312"/>
+                <w:kern w:val="0"/>
+                <w:sz w:val="24"/>
+              </w:rPr>
+            </w:pPr>
+            <w:r>
+              <w:rPr>
+                <w:rFonts w:ascii="FangSong_GB2312" w:eastAsia="FangSong_GB2312" w:hAnsi="FangSong_GB2312" w:cs="FangSong_GB2312" w:hint="eastAsia"/>
+                <w:kern w:val="0"/>
+                <w:sz w:val="24"/>
+              </w:rPr>
+              <w:t xml:space="preserve">教学方法项目导引、案例分析、产品逆向体验拆解小组实战</w:t>
+            </w:r>
+          </w:p>
+          <w:p>
+            <w:pPr>
+              <w:widowControl/>
+              <w:spacing w:line="400" w:lineRule="exact"/>
+              <w:jc w:val="left"/>
+              <w:rPr>
+                <w:rFonts w:ascii="FangSong_GB2312" w:eastAsia="FangSong_GB2312" w:hAnsi="FangSong_GB2312" w:cs="FangSong_GB2312"/>
+                <w:kern w:val="0"/>
+                <w:sz w:val="24"/>
+              </w:rPr>
+            </w:pPr>
+            <w:r>
+              <w:rPr>
+                <w:rFonts w:ascii="FangSong_GB2312" w:eastAsia="FangSong_GB2312" w:hAnsi="FangSong_GB2312" w:cs="FangSong_GB2312" w:hint="eastAsia"/>
+                <w:kern w:val="0"/>
+                <w:sz w:val="24"/>
+              </w:rPr>
+              <w:t xml:space="preserve">时间安排约25分钟（0.6实践学时）</w:t>
+            </w:r>
+          </w:p>
+          <w:p>
+            <w:pPr>
+              <w:widowControl/>
+              <w:spacing w:line="400" w:lineRule="exact"/>
+              <w:jc w:val="left"/>
+              <w:rPr>
+                <w:rFonts w:ascii="FangSong_GB2312" w:eastAsia="FangSong_GB2312" w:hAnsi="FangSong_GB2312" w:cs="FangSong_GB2312"/>
+                <w:kern w:val="0"/>
+                <w:sz w:val="24"/>
+              </w:rPr>
+            </w:pPr>
+            <w:r>
+              <w:rPr>
+                <w:rFonts w:ascii="FangSong_GB2312" w:eastAsia="FangSong_GB2312" w:hAnsi="FangSong_GB2312" w:cs="FangSong_GB2312" w:hint="eastAsia"/>
+                <w:kern w:val="0"/>
+                <w:sz w:val="24"/>
+              </w:rPr>
+              <w:t xml:space="preserve">课堂思考</w:t>
+            </w:r>
+          </w:p>
+          <w:p>
+            <w:pPr>
+              <w:widowControl/>
+              <w:spacing w:line="400" w:lineRule="exact"/>
+              <w:jc w:val="left"/>
+              <w:rPr>
+                <w:rFonts w:ascii="FangSong_GB2312" w:eastAsia="FangSong_GB2312" w:hAnsi="FangSong_GB2312" w:cs="FangSong_GB2312"/>
+                <w:kern w:val="0"/>
+                <w:sz w:val="24"/>
+              </w:rPr>
+            </w:pPr>
+            <w:r>
+              <w:rPr>
+                <w:rFonts w:ascii="FangSong_GB2312" w:eastAsia="FangSong_GB2312" w:hAnsi="FangSong_GB2312" w:cs="FangSong_GB2312" w:hint="eastAsia"/>
+                <w:kern w:val="0"/>
+                <w:sz w:val="24"/>
+              </w:rPr>
+              <w:t xml:space="preserve">课程思政融入点</w:t>
+            </w:r>
+          </w:p>
+          <w:p>
+            <w:pPr>
+              <w:widowControl/>
+              <w:spacing w:line="400" w:lineRule="exact"/>
+              <w:jc w:val="left"/>
+              <w:rPr>
+                <w:rFonts w:ascii="FangSong_GB2312" w:eastAsia="FangSong_GB2312" w:hAnsi="FangSong_GB2312" w:cs="FangSong_GB2312"/>
+                <w:kern w:val="0"/>
+                <w:sz w:val="24"/>
+              </w:rPr>
+            </w:pPr>
+            <w:r>
+              <w:rPr>
+                <w:rFonts w:ascii="FangSong_GB2312" w:eastAsia="FangSong_GB2312" w:hAnsi="FangSong_GB2312" w:cs="FangSong_GB2312" w:hint="eastAsia"/>
+                <w:kern w:val="0"/>
+                <w:sz w:val="24"/>
+              </w:rPr>
+              <w:t xml:space="preserve">教学组织七大可用性红线解析及致命冲突的权衡，正负面体验的标尺</w:t>
+            </w:r>
+          </w:p>
+          <w:p>
+            <w:pPr>
+              <w:widowControl/>
+              <w:spacing w:line="400" w:lineRule="exact"/>
+              <w:jc w:val="left"/>
+              <w:rPr>
+                <w:rFonts w:ascii="FangSong_GB2312" w:eastAsia="FangSong_GB2312" w:hAnsi="FangSong_GB2312" w:cs="FangSong_GB2312"/>
+                <w:kern w:val="0"/>
+                <w:sz w:val="24"/>
+              </w:rPr>
+            </w:pPr>
+            <w:r>
+              <w:rPr>
+                <w:rFonts w:ascii="FangSong_GB2312" w:eastAsia="FangSong_GB2312" w:hAnsi="FangSong_GB2312" w:cs="FangSong_GB2312" w:hint="eastAsia"/>
+                <w:kern w:val="0"/>
+                <w:sz w:val="24"/>
+              </w:rPr>
+              <w:t xml:space="preserve">教学方法项目导引、案例分析、产品逆向体验拆解小组实战</w:t>
+            </w:r>
+          </w:p>
+          <w:p>
+            <w:pPr>
+              <w:widowControl/>
+              <w:spacing w:line="400" w:lineRule="exact"/>
+              <w:jc w:val="left"/>
+              <w:rPr>
+                <w:rFonts w:ascii="FangSong_GB2312" w:eastAsia="FangSong_GB2312" w:hAnsi="FangSong_GB2312" w:cs="FangSong_GB2312"/>
+                <w:kern w:val="0"/>
+                <w:sz w:val="24"/>
+              </w:rPr>
+            </w:pPr>
+            <w:r>
+              <w:rPr>
+                <w:rFonts w:ascii="FangSong_GB2312" w:eastAsia="FangSong_GB2312" w:hAnsi="FangSong_GB2312" w:cs="FangSong_GB2312" w:hint="eastAsia"/>
+                <w:kern w:val="0"/>
+                <w:sz w:val="24"/>
+              </w:rPr>
+              <w:t xml:space="preserve">时间安排约8分钟（0.2实践学时）</w:t>
+            </w:r>
+          </w:p>
+          <w:p>
+            <w:pPr>
+              <w:widowControl/>
+              <w:spacing w:line="400" w:lineRule="exact"/>
+              <w:jc w:val="left"/>
+              <w:rPr>
+                <w:rFonts w:ascii="FangSong_GB2312" w:eastAsia="FangSong_GB2312" w:hAnsi="FangSong_GB2312" w:cs="FangSong_GB2312"/>
+                <w:kern w:val="0"/>
+                <w:sz w:val="24"/>
+              </w:rPr>
+            </w:pPr>
+            <w:r>
+              <w:rPr>
+                <w:rFonts w:ascii="FangSong_GB2312" w:eastAsia="FangSong_GB2312" w:hAnsi="FangSong_GB2312" w:cs="FangSong_GB2312" w:hint="eastAsia"/>
+                <w:kern w:val="0"/>
+                <w:sz w:val="24"/>
+              </w:rPr>
+              <w:t xml:space="preserve">课堂思考</w:t>
+            </w:r>
+          </w:p>
+          <w:p>
+            <w:pPr>
+              <w:widowControl/>
+              <w:spacing w:line="400" w:lineRule="exact"/>
+              <w:jc w:val="left"/>
+              <w:rPr>
+                <w:rFonts w:ascii="FangSong_GB2312" w:eastAsia="FangSong_GB2312" w:hAnsi="FangSong_GB2312" w:cs="FangSong_GB2312"/>
+                <w:kern w:val="0"/>
+                <w:sz w:val="24"/>
+              </w:rPr>
+            </w:pPr>
+            <w:r>
+              <w:rPr>
+                <w:rFonts w:ascii="FangSong_GB2312" w:eastAsia="FangSong_GB2312" w:hAnsi="FangSong_GB2312" w:cs="FangSong_GB2312" w:hint="eastAsia"/>
+                <w:kern w:val="0"/>
+                <w:sz w:val="24"/>
+              </w:rPr>
+              <w:t xml:space="preserve">课程思政融入点</w:t>
+            </w:r>
+          </w:p>
+          <w:p>
+            <w:pPr>
+              <w:widowControl/>
+              <w:spacing w:line="400" w:lineRule="exact"/>
+              <w:jc w:val="left"/>
+              <w:rPr>
+                <w:rFonts w:ascii="FangSong_GB2312" w:eastAsia="FangSong_GB2312" w:hAnsi="FangSong_GB2312" w:cs="FangSong_GB2312"/>
+                <w:kern w:val="0"/>
+                <w:sz w:val="24"/>
+              </w:rPr>
+            </w:pPr>
+            <w:r>
+              <w:rPr>
+                <w:rFonts w:ascii="FangSong_GB2312" w:eastAsia="FangSong_GB2312" w:hAnsi="FangSong_GB2312" w:cs="FangSong_GB2312" w:hint="eastAsia"/>
+                <w:kern w:val="0"/>
+                <w:sz w:val="24"/>
+              </w:rPr>
+              <w:t xml:space="preserve">教学组织拆解三大核心模型与常人心理预期的认知鸿沟</w:t>
+            </w:r>
+          </w:p>
+          <w:p>
+            <w:pPr>
+              <w:widowControl/>
+              <w:spacing w:line="400" w:lineRule="exact"/>
+              <w:jc w:val="left"/>
+              <w:rPr>
+                <w:rFonts w:ascii="FangSong_GB2312" w:eastAsia="FangSong_GB2312" w:hAnsi="FangSong_GB2312" w:cs="FangSong_GB2312"/>
+                <w:kern w:val="0"/>
+                <w:sz w:val="24"/>
+              </w:rPr>
+            </w:pPr>
+            <w:r>
+              <w:rPr>
+                <w:rFonts w:ascii="FangSong_GB2312" w:eastAsia="FangSong_GB2312" w:hAnsi="FangSong_GB2312" w:cs="FangSong_GB2312" w:hint="eastAsia"/>
+                <w:kern w:val="0"/>
+                <w:sz w:val="24"/>
+              </w:rPr>
+              <w:t xml:space="preserve">教学方法项目导引、案例分析、产品逆向体验拆解小组实战</w:t>
+            </w:r>
+          </w:p>
+          <w:p>
+            <w:pPr>
+              <w:widowControl/>
+              <w:spacing w:line="400" w:lineRule="exact"/>
+              <w:jc w:val="left"/>
+              <w:rPr>
+                <w:rFonts w:ascii="FangSong_GB2312" w:eastAsia="FangSong_GB2312" w:hAnsi="FangSong_GB2312" w:cs="FangSong_GB2312"/>
+                <w:kern w:val="0"/>
+                <w:sz w:val="24"/>
+              </w:rPr>
+            </w:pPr>
+            <w:r>
+              <w:rPr>
+                <w:rFonts w:ascii="FangSong_GB2312" w:eastAsia="FangSong_GB2312" w:hAnsi="FangSong_GB2312" w:cs="FangSong_GB2312" w:hint="eastAsia"/>
+                <w:kern w:val="0"/>
+                <w:sz w:val="24"/>
+              </w:rPr>
+              <w:t xml:space="preserve">时间安排约20分钟（0.4实践学时）</w:t>
+            </w:r>
+          </w:p>
+          <w:p>
+            <w:pPr>
+              <w:widowControl/>
+              <w:spacing w:line="400" w:lineRule="exact"/>
+              <w:jc w:val="left"/>
+              <w:rPr>
+                <w:rFonts w:ascii="FangSong_GB2312" w:eastAsia="FangSong_GB2312" w:hAnsi="FangSong_GB2312" w:cs="FangSong_GB2312"/>
+                <w:kern w:val="0"/>
+                <w:sz w:val="24"/>
+              </w:rPr>
+            </w:pPr>
+            <w:r>
+              <w:rPr>
+                <w:rFonts w:ascii="FangSong_GB2312" w:eastAsia="FangSong_GB2312" w:hAnsi="FangSong_GB2312" w:cs="FangSong_GB2312" w:hint="eastAsia"/>
+                <w:kern w:val="0"/>
+                <w:sz w:val="24"/>
+              </w:rPr>
+              <w:t xml:space="preserve">课堂思考</w:t>
+            </w:r>
+          </w:p>
+          <w:p>
+            <w:pPr>
+              <w:widowControl/>
+              <w:spacing w:line="400" w:lineRule="exact"/>
+              <w:jc w:val="left"/>
+              <w:rPr>
+                <w:rFonts w:ascii="FangSong_GB2312" w:eastAsia="FangSong_GB2312" w:hAnsi="FangSong_GB2312" w:cs="FangSong_GB2312"/>
+                <w:kern w:val="0"/>
+                <w:sz w:val="24"/>
+              </w:rPr>
+            </w:pPr>
+            <w:r>
+              <w:rPr>
+                <w:rFonts w:ascii="FangSong_GB2312" w:eastAsia="FangSong_GB2312" w:hAnsi="FangSong_GB2312" w:cs="FangSong_GB2312" w:hint="eastAsia"/>
+                <w:kern w:val="0"/>
+                <w:sz w:val="24"/>
+              </w:rPr>
+              <w:t xml:space="preserve">课程思政融入点</w:t>
+            </w:r>
+          </w:p>
+          <w:p>
+            <w:pPr>
+              <w:widowControl/>
+              <w:spacing w:line="400" w:lineRule="exact"/>
+              <w:jc w:val="left"/>
+              <w:rPr>
+                <w:rFonts w:ascii="FangSong_GB2312" w:eastAsia="FangSong_GB2312" w:hAnsi="FangSong_GB2312" w:cs="FangSong_GB2312"/>
+                <w:kern w:val="0"/>
+                <w:sz w:val="24"/>
+              </w:rPr>
+            </w:pPr>
+            <w:r>
+              <w:rPr>
+                <w:rFonts w:ascii="FangSong_GB2312" w:eastAsia="FangSong_GB2312" w:hAnsi="FangSong_GB2312" w:cs="FangSong_GB2312" w:hint="eastAsia"/>
+                <w:kern w:val="0"/>
+                <w:sz w:val="24"/>
+              </w:rPr>
+              <w:t xml:space="preserve">教学组织讲解如何平衡系统真相与心智幻觉以提供安全感（如GPS平滑、Spotify算法黑箱）</w:t>
+            </w:r>
+          </w:p>
+          <w:p>
+            <w:pPr>
+              <w:widowControl/>
+              <w:spacing w:line="400" w:lineRule="exact"/>
+              <w:jc w:val="left"/>
+              <w:rPr>
+                <w:rFonts w:ascii="FangSong_GB2312" w:eastAsia="FangSong_GB2312" w:hAnsi="FangSong_GB2312" w:cs="FangSong_GB2312"/>
+                <w:kern w:val="0"/>
+                <w:sz w:val="24"/>
+              </w:rPr>
+            </w:pPr>
+            <w:r>
+              <w:rPr>
+                <w:rFonts w:ascii="FangSong_GB2312" w:eastAsia="FangSong_GB2312" w:hAnsi="FangSong_GB2312" w:cs="FangSong_GB2312" w:hint="eastAsia"/>
+                <w:kern w:val="0"/>
+                <w:sz w:val="24"/>
+              </w:rPr>
+              <w:t xml:space="preserve">教学方法项目导引、案例分析、产品逆向体验拆解小组实战</w:t>
+            </w:r>
+          </w:p>
+          <w:p>
+            <w:pPr>
+              <w:widowControl/>
+              <w:spacing w:line="400" w:lineRule="exact"/>
+              <w:jc w:val="left"/>
+              <w:rPr>
+                <w:rFonts w:ascii="FangSong_GB2312" w:eastAsia="FangSong_GB2312" w:hAnsi="FangSong_GB2312" w:cs="FangSong_GB2312"/>
+                <w:kern w:val="0"/>
+                <w:sz w:val="24"/>
+              </w:rPr>
+            </w:pPr>
+            <w:r>
+              <w:rPr>
+                <w:rFonts w:ascii="FangSong_GB2312" w:eastAsia="FangSong_GB2312" w:hAnsi="FangSong_GB2312" w:cs="FangSong_GB2312" w:hint="eastAsia"/>
+                <w:kern w:val="0"/>
+                <w:sz w:val="24"/>
+              </w:rPr>
+              <w:t xml:space="preserve">时间安排约5分钟（0.1实践学时）</w:t>
+            </w:r>
+          </w:p>
+          <w:p>
+            <w:pPr>
+              <w:widowControl/>
+              <w:spacing w:line="400" w:lineRule="exact"/>
+              <w:jc w:val="left"/>
+              <w:rPr>
+                <w:rFonts w:ascii="FangSong_GB2312" w:eastAsia="FangSong_GB2312" w:hAnsi="FangSong_GB2312" w:cs="FangSong_GB2312"/>
+                <w:kern w:val="0"/>
+                <w:sz w:val="24"/>
+              </w:rPr>
+            </w:pPr>
+            <w:r>
+              <w:rPr>
+                <w:rFonts w:ascii="FangSong_GB2312" w:eastAsia="FangSong_GB2312" w:hAnsi="FangSong_GB2312" w:cs="FangSong_GB2312" w:hint="eastAsia"/>
+                <w:kern w:val="0"/>
+                <w:sz w:val="24"/>
+              </w:rPr>
+              <w:t xml:space="preserve">课堂思考</w:t>
+            </w:r>
+          </w:p>
+          <w:p>
+            <w:pPr>
+              <w:widowControl/>
+              <w:spacing w:line="400" w:lineRule="exact"/>
+              <w:jc w:val="left"/>
+              <w:rPr>
+                <w:rFonts w:ascii="FangSong_GB2312" w:eastAsia="FangSong_GB2312" w:hAnsi="FangSong_GB2312" w:cs="FangSong_GB2312"/>
+                <w:kern w:val="0"/>
+                <w:sz w:val="24"/>
+              </w:rPr>
+            </w:pPr>
+            <w:r>
+              <w:rPr>
+                <w:rFonts w:ascii="FangSong_GB2312" w:eastAsia="FangSong_GB2312" w:hAnsi="FangSong_GB2312" w:cs="FangSong_GB2312" w:hint="eastAsia"/>
+                <w:kern w:val="0"/>
+                <w:sz w:val="24"/>
+              </w:rPr>
+              <w:t xml:space="preserve">课程思政融入点</w:t>
+            </w:r>
+          </w:p>
+          <w:p>
+            <w:pPr>
+              <w:widowControl/>
+              <w:spacing w:line="400" w:lineRule="exact"/>
+              <w:jc w:val="left"/>
+              <w:rPr>
+                <w:rFonts w:ascii="FangSong_GB2312" w:eastAsia="FangSong_GB2312" w:hAnsi="FangSong_GB2312" w:cs="FangSong_GB2312"/>
+                <w:kern w:val="0"/>
+                <w:sz w:val="24"/>
+              </w:rPr>
+            </w:pPr>
+            <w:r>
+              <w:rPr>
+                <w:rFonts w:ascii="FangSong_GB2312" w:eastAsia="FangSong_GB2312" w:hAnsi="FangSong_GB2312" w:cs="FangSong_GB2312" w:hint="eastAsia"/>
+                <w:kern w:val="0"/>
+                <w:sz w:val="24"/>
+              </w:rPr>
+              <w:t xml:space="preserve">教学组织解析系统状态的可见性、多模态感官反馈及幻象示能（Fitts定律）</w:t>
+            </w:r>
+          </w:p>
+          <w:p>
+            <w:pPr>
+              <w:widowControl/>
+              <w:spacing w:line="400" w:lineRule="exact"/>
+              <w:jc w:val="left"/>
+              <w:rPr>
+                <w:rFonts w:ascii="FangSong_GB2312" w:eastAsia="FangSong_GB2312" w:hAnsi="FangSong_GB2312" w:cs="FangSong_GB2312"/>
+                <w:kern w:val="0"/>
+                <w:sz w:val="24"/>
+              </w:rPr>
+            </w:pPr>
+            <w:r>
+              <w:rPr>
+                <w:rFonts w:ascii="FangSong_GB2312" w:eastAsia="FangSong_GB2312" w:hAnsi="FangSong_GB2312" w:cs="FangSong_GB2312" w:hint="eastAsia"/>
+                <w:kern w:val="0"/>
+                <w:sz w:val="24"/>
+              </w:rPr>
+              <w:t xml:space="preserve">教学方法项目导引、案例分析、产品逆向体验拆解小组实战</w:t>
+            </w:r>
+          </w:p>
+          <w:p>
+            <w:pPr>
+              <w:widowControl/>
+              <w:spacing w:line="400" w:lineRule="exact"/>
+              <w:jc w:val="left"/>
+              <w:rPr>
+                <w:rFonts w:ascii="FangSong_GB2312" w:eastAsia="FangSong_GB2312" w:hAnsi="FangSong_GB2312" w:cs="FangSong_GB2312"/>
+                <w:kern w:val="0"/>
+                <w:sz w:val="24"/>
+              </w:rPr>
+            </w:pPr>
+            <w:r>
+              <w:rPr>
+                <w:rFonts w:ascii="FangSong_GB2312" w:eastAsia="FangSong_GB2312" w:hAnsi="FangSong_GB2312" w:cs="FangSong_GB2312" w:hint="eastAsia"/>
+                <w:kern w:val="0"/>
+                <w:sz w:val="24"/>
+              </w:rPr>
+              <w:t xml:space="preserve">时间安排约10分钟（0.2实践学时）</w:t>
+            </w:r>
+          </w:p>
+          <w:p>
+            <w:pPr>
+              <w:widowControl/>
+              <w:spacing w:line="400" w:lineRule="exact"/>
+              <w:jc w:val="left"/>
+              <w:rPr>
+                <w:rFonts w:ascii="FangSong_GB2312" w:eastAsia="FangSong_GB2312" w:hAnsi="FangSong_GB2312" w:cs="FangSong_GB2312"/>
+                <w:kern w:val="0"/>
+                <w:sz w:val="24"/>
+              </w:rPr>
+            </w:pPr>
+            <w:r>
+              <w:rPr>
+                <w:rFonts w:ascii="FangSong_GB2312" w:eastAsia="FangSong_GB2312" w:hAnsi="FangSong_GB2312" w:cs="FangSong_GB2312" w:hint="eastAsia"/>
+                <w:kern w:val="0"/>
+                <w:sz w:val="24"/>
+              </w:rPr>
+              <w:t xml:space="preserve">课堂思考</w:t>
+            </w:r>
+          </w:p>
+          <w:p>
+            <w:pPr>
+              <w:widowControl/>
+              <w:spacing w:line="400" w:lineRule="exact"/>
+              <w:jc w:val="left"/>
+              <w:rPr>
+                <w:rFonts w:ascii="FangSong_GB2312" w:eastAsia="FangSong_GB2312" w:hAnsi="FangSong_GB2312" w:cs="FangSong_GB2312"/>
+                <w:kern w:val="0"/>
+                <w:sz w:val="24"/>
+              </w:rPr>
+            </w:pPr>
+            <w:r>
+              <w:rPr>
+                <w:rFonts w:ascii="FangSong_GB2312" w:eastAsia="FangSong_GB2312" w:hAnsi="FangSong_GB2312" w:cs="FangSong_GB2312" w:hint="eastAsia"/>
+                <w:kern w:val="0"/>
+                <w:sz w:val="24"/>
+              </w:rPr>
+              <w:t xml:space="preserve">课程思政融入点</w:t>
+            </w:r>
+          </w:p>
+          <w:p>
+            <w:pPr>
+              <w:widowControl/>
+              <w:spacing w:line="400" w:lineRule="exact"/>
+              <w:jc w:val="left"/>
+              <w:rPr>
+                <w:rFonts w:ascii="FangSong_GB2312" w:eastAsia="FangSong_GB2312" w:hAnsi="FangSong_GB2312" w:cs="FangSong_GB2312"/>
+                <w:kern w:val="0"/>
+                <w:sz w:val="24"/>
+              </w:rPr>
+            </w:pPr>
+            <w:r>
+              <w:rPr>
+                <w:rFonts w:ascii="FangSong_GB2312" w:eastAsia="FangSong_GB2312" w:hAnsi="FangSong_GB2312" w:cs="FangSong_GB2312" w:hint="eastAsia"/>
+                <w:kern w:val="0"/>
+                <w:sz w:val="24"/>
+              </w:rPr>
+              <w:t xml:space="preserve">教学组织讲解物理预防式防呆约束与操作心智的机械一致性</w:t>
+            </w:r>
+          </w:p>
+          <w:p>
+            <w:pPr>
+              <w:widowControl/>
+              <w:spacing w:line="400" w:lineRule="exact"/>
+              <w:jc w:val="left"/>
+              <w:rPr>
+                <w:rFonts w:ascii="FangSong_GB2312" w:eastAsia="FangSong_GB2312" w:hAnsi="FangSong_GB2312" w:cs="FangSong_GB2312"/>
+                <w:kern w:val="0"/>
+                <w:sz w:val="24"/>
+              </w:rPr>
+            </w:pPr>
+            <w:r>
+              <w:rPr>
+                <w:rFonts w:ascii="FangSong_GB2312" w:eastAsia="FangSong_GB2312" w:hAnsi="FangSong_GB2312" w:cs="FangSong_GB2312" w:hint="eastAsia"/>
+                <w:kern w:val="0"/>
+                <w:sz w:val="24"/>
+              </w:rPr>
+              <w:t xml:space="preserve">教学方法项目导引、案例分析、产品逆向体验拆解小组实战</w:t>
+            </w:r>
+          </w:p>
+          <w:p>
+            <w:pPr>
+              <w:widowControl/>
+              <w:spacing w:line="400" w:lineRule="exact"/>
+              <w:jc w:val="left"/>
+              <w:rPr>
+                <w:rFonts w:ascii="FangSong_GB2312" w:eastAsia="FangSong_GB2312" w:hAnsi="FangSong_GB2312" w:cs="FangSong_GB2312"/>
+                <w:kern w:val="0"/>
+                <w:sz w:val="24"/>
+              </w:rPr>
+            </w:pPr>
+            <w:r>
+              <w:rPr>
+                <w:rFonts w:ascii="FangSong_GB2312" w:eastAsia="FangSong_GB2312" w:hAnsi="FangSong_GB2312" w:cs="FangSong_GB2312" w:hint="eastAsia"/>
+                <w:kern w:val="0"/>
+                <w:sz w:val="24"/>
+              </w:rPr>
+              <w:t xml:space="preserve">时间安排约5分钟（0.1实践学时）</w:t>
+            </w:r>
+          </w:p>
+          <w:p>
+            <w:pPr>
+              <w:widowControl/>
+              <w:spacing w:line="400" w:lineRule="exact"/>
+              <w:jc w:val="left"/>
+              <w:rPr>
+                <w:rFonts w:ascii="FangSong_GB2312" w:eastAsia="FangSong_GB2312" w:hAnsi="FangSong_GB2312" w:cs="FangSong_GB2312"/>
+                <w:kern w:val="0"/>
+                <w:sz w:val="24"/>
+              </w:rPr>
+            </w:pPr>
+            <w:r>
+              <w:rPr>
+                <w:rFonts w:ascii="FangSong_GB2312" w:eastAsia="FangSong_GB2312" w:hAnsi="FangSong_GB2312" w:cs="FangSong_GB2312" w:hint="eastAsia"/>
+                <w:kern w:val="0"/>
+                <w:sz w:val="24"/>
+              </w:rPr>
+              <w:t xml:space="preserve">课堂思考</w:t>
+            </w:r>
+          </w:p>
+          <w:p>
+            <w:pPr>
+              <w:widowControl/>
+              <w:spacing w:line="400" w:lineRule="exact"/>
+              <w:jc w:val="left"/>
+              <w:rPr>
+                <w:rFonts w:ascii="FangSong_GB2312" w:eastAsia="FangSong_GB2312" w:hAnsi="FangSong_GB2312" w:cs="FangSong_GB2312"/>
+                <w:kern w:val="0"/>
+                <w:sz w:val="24"/>
+              </w:rPr>
+            </w:pPr>
+            <w:r>
+              <w:rPr>
+                <w:rFonts w:ascii="FangSong_GB2312" w:eastAsia="FangSong_GB2312" w:hAnsi="FangSong_GB2312" w:cs="FangSong_GB2312" w:hint="eastAsia"/>
+                <w:kern w:val="0"/>
+                <w:sz w:val="24"/>
+              </w:rPr>
+              <w:t xml:space="preserve">课程思政融入点</w:t>
+            </w:r>
+          </w:p>
+          <w:p>
+            <w:pPr>
+              <w:widowControl/>
+              <w:spacing w:line="400" w:lineRule="exact"/>
+              <w:jc w:val="left"/>
+              <w:rPr>
+                <w:rFonts w:ascii="FangSong_GB2312" w:eastAsia="FangSong_GB2312" w:hAnsi="FangSong_GB2312" w:cs="FangSong_GB2312"/>
+                <w:kern w:val="0"/>
+                <w:sz w:val="24"/>
+              </w:rPr>
+            </w:pPr>
+            <w:r>
+              <w:rPr>
+                <w:rFonts w:ascii="FangSong_GB2312" w:eastAsia="FangSong_GB2312" w:hAnsi="FangSong_GB2312" w:cs="FangSong_GB2312" w:hint="eastAsia"/>
+                <w:kern w:val="0"/>
+                <w:sz w:val="24"/>
+              </w:rPr>
+              <w:t xml:space="preserve">教学组织引入精益设计（Think-Make-Check），利用模板撰写衡量陈述与病因诊断</w:t>
+            </w:r>
+          </w:p>
+          <w:p>
+            <w:pPr>
+              <w:widowControl/>
+              <w:spacing w:line="400" w:lineRule="exact"/>
+              <w:jc w:val="left"/>
+              <w:rPr>
+                <w:rFonts w:ascii="FangSong_GB2312" w:eastAsia="FangSong_GB2312" w:hAnsi="FangSong_GB2312" w:cs="FangSong_GB2312"/>
+                <w:kern w:val="0"/>
+                <w:sz w:val="24"/>
+              </w:rPr>
+            </w:pPr>
+            <w:r>
+              <w:rPr>
+                <w:rFonts w:ascii="FangSong_GB2312" w:eastAsia="FangSong_GB2312" w:hAnsi="FangSong_GB2312" w:cs="FangSong_GB2312" w:hint="eastAsia"/>
+                <w:kern w:val="0"/>
+                <w:sz w:val="24"/>
+              </w:rPr>
+              <w:t xml:space="preserve">教学方法项目导引、案例分析、产品逆向体验拆解小组实战</w:t>
+            </w:r>
+          </w:p>
+          <w:p>
+            <w:pPr>
+              <w:widowControl/>
+              <w:spacing w:line="400" w:lineRule="exact"/>
+              <w:jc w:val="left"/>
+              <w:rPr>
+                <w:rFonts w:ascii="FangSong_GB2312" w:eastAsia="FangSong_GB2312" w:hAnsi="FangSong_GB2312" w:cs="FangSong_GB2312"/>
+                <w:kern w:val="0"/>
+                <w:sz w:val="24"/>
+              </w:rPr>
+            </w:pPr>
+            <w:r>
+              <w:rPr>
+                <w:rFonts w:ascii="FangSong_GB2312" w:eastAsia="FangSong_GB2312" w:hAnsi="FangSong_GB2312" w:cs="FangSong_GB2312" w:hint="eastAsia"/>
+                <w:kern w:val="0"/>
+                <w:sz w:val="24"/>
+              </w:rPr>
+              <w:t xml:space="preserve">时间安排约15分钟（0.3实践学时）</w:t>
+            </w:r>
+          </w:p>
+          <w:p>
+            <w:pPr>
+              <w:widowControl/>
+              <w:spacing w:line="400" w:lineRule="exact"/>
+              <w:jc w:val="left"/>
+              <w:rPr>
+                <w:rFonts w:ascii="FangSong_GB2312" w:eastAsia="FangSong_GB2312" w:hAnsi="FangSong_GB2312" w:cs="FangSong_GB2312"/>
+                <w:kern w:val="0"/>
+                <w:sz w:val="24"/>
+              </w:rPr>
+            </w:pPr>
+            <w:r>
+              <w:rPr>
+                <w:rFonts w:ascii="FangSong_GB2312" w:eastAsia="FangSong_GB2312" w:hAnsi="FangSong_GB2312" w:cs="FangSong_GB2312" w:hint="eastAsia"/>
+                <w:kern w:val="0"/>
+                <w:sz w:val="24"/>
+              </w:rPr>
+              <w:t xml:space="preserve">课堂思考</w:t>
+            </w:r>
+          </w:p>
+          <w:p>
+            <w:pPr>
+              <w:widowControl/>
+              <w:spacing w:line="400" w:lineRule="exact"/>
+              <w:jc w:val="left"/>
+              <w:rPr>
+                <w:rFonts w:ascii="FangSong_GB2312" w:eastAsia="FangSong_GB2312" w:hAnsi="FangSong_GB2312" w:cs="FangSong_GB2312"/>
+                <w:kern w:val="0"/>
+                <w:sz w:val="24"/>
+              </w:rPr>
+            </w:pPr>
+            <w:r>
+              <w:rPr>
+                <w:rFonts w:ascii="FangSong_GB2312" w:eastAsia="FangSong_GB2312" w:hAnsi="FangSong_GB2312" w:cs="FangSong_GB2312" w:hint="eastAsia"/>
+                <w:kern w:val="0"/>
+                <w:sz w:val="24"/>
+              </w:rPr>
+              <w:t xml:space="preserve">课程思政融入点</w:t>
+            </w:r>
+          </w:p>
+          <w:p>
+            <w:pPr>
+              <w:widowControl/>
+              <w:spacing w:line="400" w:lineRule="exact"/>
+              <w:jc w:val="left"/>
+              <w:rPr>
+                <w:rFonts w:ascii="FangSong_GB2312" w:eastAsia="FangSong_GB2312" w:hAnsi="FangSong_GB2312" w:cs="FangSong_GB2312"/>
+                <w:kern w:val="0"/>
+                <w:sz w:val="24"/>
+              </w:rPr>
+            </w:pPr>
+            <w:r>
+              <w:rPr>
+                <w:rFonts w:ascii="FangSong_GB2312" w:eastAsia="FangSong_GB2312" w:hAnsi="FangSong_GB2312" w:cs="FangSong_GB2312" w:hint="eastAsia"/>
+                <w:kern w:val="0"/>
+                <w:sz w:val="24"/>
+              </w:rPr>
+              <w:t xml:space="preserve">教学组织解析MVP本质，结合Dropbox案例强调通过白板流转进行低成本实证验证</w:t>
+            </w:r>
+          </w:p>
+          <w:p>
+            <w:pPr>
+              <w:widowControl/>
+              <w:spacing w:line="400" w:lineRule="exact"/>
+              <w:jc w:val="left"/>
+              <w:rPr>
+                <w:rFonts w:ascii="FangSong_GB2312" w:eastAsia="FangSong_GB2312" w:hAnsi="FangSong_GB2312" w:cs="FangSong_GB2312"/>
+                <w:kern w:val="0"/>
+                <w:sz w:val="24"/>
+              </w:rPr>
+            </w:pPr>
+            <w:r>
+              <w:rPr>
+                <w:rFonts w:ascii="FangSong_GB2312" w:eastAsia="FangSong_GB2312" w:hAnsi="FangSong_GB2312" w:cs="FangSong_GB2312" w:hint="eastAsia"/>
+                <w:kern w:val="0"/>
+                <w:sz w:val="24"/>
+              </w:rPr>
+              <w:t xml:space="preserve">教学方法项目导引、案例分析、产品逆向体验拆解小组实战</w:t>
+            </w:r>
+          </w:p>
+          <w:p>
+            <w:pPr>
+              <w:widowControl/>
+              <w:spacing w:line="400" w:lineRule="exact"/>
+              <w:jc w:val="left"/>
+              <w:rPr>
+                <w:rFonts w:ascii="FangSong_GB2312" w:eastAsia="FangSong_GB2312" w:hAnsi="FangSong_GB2312" w:cs="FangSong_GB2312"/>
+                <w:kern w:val="0"/>
+                <w:sz w:val="24"/>
+              </w:rPr>
+            </w:pPr>
+            <w:r>
+              <w:rPr>
+                <w:rFonts w:ascii="FangSong_GB2312" w:eastAsia="FangSong_GB2312" w:hAnsi="FangSong_GB2312" w:cs="FangSong_GB2312" w:hint="eastAsia"/>
+                <w:kern w:val="0"/>
+                <w:sz w:val="24"/>
+              </w:rPr>
+              <w:t xml:space="preserve">时间安排约10分钟（0.2实践学时）</w:t>
+            </w:r>
+          </w:p>
+          <w:p>
+            <w:pPr>
+              <w:widowControl/>
+              <w:spacing w:line="400" w:lineRule="exact"/>
+              <w:jc w:val="left"/>
+              <w:rPr>
+                <w:rFonts w:ascii="FangSong_GB2312" w:eastAsia="FangSong_GB2312" w:hAnsi="FangSong_GB2312" w:cs="FangSong_GB2312"/>
+                <w:kern w:val="0"/>
+                <w:sz w:val="24"/>
+              </w:rPr>
+            </w:pPr>
+            <w:r>
+              <w:rPr>
+                <w:rFonts w:ascii="FangSong_GB2312" w:eastAsia="FangSong_GB2312" w:hAnsi="FangSong_GB2312" w:cs="FangSong_GB2312" w:hint="eastAsia"/>
+                <w:kern w:val="0"/>
+                <w:sz w:val="24"/>
+              </w:rPr>
+              <w:t xml:space="preserve">课堂思考</w:t>
+            </w:r>
+          </w:p>
+          <w:p>
+            <w:pPr>
+              <w:widowControl/>
+              <w:spacing w:line="400" w:lineRule="exact"/>
+              <w:jc w:val="left"/>
+              <w:rPr>
+                <w:rFonts w:ascii="FangSong_GB2312" w:eastAsia="FangSong_GB2312" w:hAnsi="FangSong_GB2312" w:cs="FangSong_GB2312"/>
+                <w:kern w:val="0"/>
+                <w:sz w:val="24"/>
+              </w:rPr>
+            </w:pPr>
+            <w:r>
+              <w:rPr>
+                <w:rFonts w:ascii="FangSong_GB2312" w:eastAsia="FangSong_GB2312" w:hAnsi="FangSong_GB2312" w:cs="FangSong_GB2312" w:hint="eastAsia"/>
+                <w:kern w:val="0"/>
+                <w:sz w:val="24"/>
+              </w:rPr>
+              <w:t xml:space="preserve">课程思政融入点</w:t>
             </w:r>
           </w:p>
         </w:tc>
@@ -1758,139 +2435,425 @@
                 <w:kern w:val="0"/>
                 <w:sz w:val="24"/>
               </w:rPr>
-              <w:t xml:space="preserve">【教学组织】课堂实践与操作训练:</w:t>
-            </w:r>
-          </w:p>
-          <w:p>
-            <w:pPr>
-              <w:widowControl/>
-              <w:spacing w:line="400" w:lineRule="exact"/>
-              <w:jc w:val="left"/>
-              <w:rPr>
-                <w:rFonts w:ascii="FangSong_GB2312" w:eastAsia="FangSong_GB2312" w:hAnsi="FangSong_GB2312" w:cs="FangSong_GB2312"/>
-                <w:color w:val="000000"/>
-                <w:kern w:val="0"/>
-                <w:sz w:val="24"/>
-              </w:rPr>
-            </w:pPr>
-            <w:r>
-              <w:rPr>
-                <w:rFonts w:ascii="FangSong_GB2312" w:eastAsia="FangSong_GB2312" w:hAnsi="FangSong_GB2312" w:cs="FangSong_GB2312" w:hint="eastAsia"/>
-                <w:color w:val="000000"/>
-                <w:kern w:val="0"/>
-                <w:sz w:val="24"/>
-              </w:rPr>
-              <w:t xml:space="preserve">1. 实践任务指导：产品逆向体验拆解小组实战——分组选取产品，按可用性/体验双维度解剖</w:t>
-            </w:r>
-          </w:p>
-          <w:p>
-            <w:pPr>
-              <w:widowControl/>
-              <w:spacing w:line="400" w:lineRule="exact"/>
-              <w:jc w:val="left"/>
-              <w:rPr>
-                <w:rFonts w:ascii="FangSong_GB2312" w:eastAsia="FangSong_GB2312" w:hAnsi="FangSong_GB2312" w:cs="FangSong_GB2312"/>
-                <w:color w:val="000000"/>
-                <w:kern w:val="0"/>
-                <w:sz w:val="24"/>
-              </w:rPr>
-            </w:pPr>
-            <w:r>
-              <w:rPr>
-                <w:rFonts w:ascii="FangSong_GB2312" w:eastAsia="FangSong_GB2312" w:hAnsi="FangSong_GB2312" w:cs="FangSong_GB2312" w:hint="eastAsia"/>
-                <w:color w:val="000000"/>
-                <w:kern w:val="0"/>
-                <w:sz w:val="24"/>
-              </w:rPr>
-              <w:t xml:space="preserve">2. 核心任务目标：选取一款常用互联网产品，从可用性目标与体验目标两个维度进行逆向拆解分析，提交分析报告（约800字）。</w:t>
-            </w:r>
-          </w:p>
-          <w:p>
-            <w:pPr>
-              <w:widowControl/>
-              <w:spacing w:line="400" w:lineRule="exact"/>
-              <w:jc w:val="left"/>
-              <w:rPr>
-                <w:rFonts w:ascii="FangSong_GB2312" w:eastAsia="FangSong_GB2312" w:hAnsi="FangSong_GB2312" w:cs="FangSong_GB2312"/>
-                <w:color w:val="000000"/>
-                <w:kern w:val="0"/>
-                <w:sz w:val="24"/>
-              </w:rPr>
-            </w:pPr>
-            <w:r>
-              <w:rPr>
-                <w:rFonts w:ascii="FangSong_GB2312" w:eastAsia="FangSong_GB2312" w:hAnsi="FangSong_GB2312" w:cs="FangSong_GB2312" w:hint="eastAsia"/>
-                <w:color w:val="000000"/>
-                <w:kern w:val="0"/>
-                <w:sz w:val="24"/>
-              </w:rPr>
-              <w:t xml:space="preserve">3. 教师巡回指导，及时发现并纠正学生实践中的认知偏差。</w:t>
-            </w:r>
-          </w:p>
-          <w:p>
-            <w:pPr>
-              <w:widowControl/>
-              <w:spacing w:line="400" w:lineRule="exact"/>
-              <w:jc w:val="left"/>
-              <w:rPr>
-                <w:rFonts w:ascii="FangSong_GB2312" w:eastAsia="FangSong_GB2312" w:hAnsi="FangSong_GB2312" w:cs="FangSong_GB2312"/>
-                <w:color w:val="000000"/>
-                <w:kern w:val="0"/>
-                <w:sz w:val="24"/>
-              </w:rPr>
-            </w:pPr>
-            <w:r>
-              <w:rPr>
-                <w:rFonts w:ascii="FangSong_GB2312" w:eastAsia="FangSong_GB2312" w:hAnsi="FangSong_GB2312" w:cs="FangSong_GB2312" w:hint="eastAsia"/>
-                <w:color w:val="000000"/>
-                <w:kern w:val="0"/>
-                <w:sz w:val="24"/>
-              </w:rPr>
-              <w:t xml:space="preserve">【教学方法】项目导引、案例分析、产品逆向体验拆解小组实战</w:t>
-            </w:r>
-          </w:p>
-          <w:p>
-            <w:pPr>
-              <w:widowControl/>
-              <w:spacing w:line="400" w:lineRule="exact"/>
-              <w:jc w:val="left"/>
-              <w:rPr>
-                <w:rFonts w:ascii="FangSong_GB2312" w:eastAsia="FangSong_GB2312" w:hAnsi="FangSong_GB2312" w:cs="FangSong_GB2312"/>
-                <w:color w:val="000000"/>
-                <w:kern w:val="0"/>
-                <w:sz w:val="24"/>
-              </w:rPr>
-            </w:pPr>
-            <w:r>
-              <w:rPr>
-                <w:rFonts w:ascii="FangSong_GB2312" w:eastAsia="FangSong_GB2312" w:hAnsi="FangSong_GB2312" w:cs="FangSong_GB2312" w:hint="eastAsia"/>
-                <w:color w:val="000000"/>
-                <w:kern w:val="0"/>
-                <w:sz w:val="24"/>
-              </w:rPr>
-              <w:t xml:space="preserve">【时间安排】约35分钟（0.8实践学时）</w:t>
-            </w:r>
-          </w:p>
-          <w:p>
-            <w:pPr>
-              <w:widowControl/>
-              <w:spacing w:line="400" w:lineRule="exact"/>
-              <w:jc w:val="left"/>
-              <w:rPr>
-                <w:rFonts w:ascii="FangSong_GB2312" w:eastAsia="FangSong_GB2312" w:hAnsi="FangSong_GB2312" w:cs="FangSong_GB2312"/>
-                <w:color w:val="000000"/>
-                <w:kern w:val="0"/>
-                <w:sz w:val="24"/>
-              </w:rPr>
-            </w:pPr>
-            <w:r>
-              <w:rPr>
-                <w:rFonts w:ascii="FangSong_GB2312" w:eastAsia="FangSong_GB2312" w:hAnsi="FangSong_GB2312" w:cs="FangSong_GB2312" w:hint="eastAsia"/>
-                <w:color w:val="000000"/>
-                <w:kern w:val="0"/>
-                <w:sz w:val="24"/>
-              </w:rPr>
-              <w:t xml:space="preserve">【课堂思考】</w:t>
+              <w:t xml:space="preserve">教学组织非洲市场低带宽与极低识字率下的四维设计突破点探讨</w:t>
+            </w:r>
+          </w:p>
+          <w:p>
+            <w:pPr>
+              <w:widowControl/>
+              <w:spacing w:line="400" w:lineRule="exact"/>
+              <w:jc w:val="left"/>
+              <w:rPr>
+                <w:rFonts w:ascii="FangSong_GB2312" w:eastAsia="FangSong_GB2312" w:hAnsi="FangSong_GB2312" w:cs="FangSong_GB2312"/>
+                <w:color w:val="000000"/>
+                <w:kern w:val="0"/>
+                <w:sz w:val="24"/>
+              </w:rPr>
+            </w:pPr>
+            <w:r>
+              <w:rPr>
+                <w:rFonts w:ascii="FangSong_GB2312" w:eastAsia="FangSong_GB2312" w:hAnsi="FangSong_GB2312" w:cs="FangSong_GB2312" w:hint="eastAsia"/>
+                <w:color w:val="000000"/>
+                <w:kern w:val="0"/>
+                <w:sz w:val="24"/>
+              </w:rPr>
+              <w:t xml:space="preserve">教学方法项目导引、案例分析、产品逆向体验拆解小组实战</w:t>
+            </w:r>
+          </w:p>
+          <w:p>
+            <w:pPr>
+              <w:widowControl/>
+              <w:spacing w:line="400" w:lineRule="exact"/>
+              <w:jc w:val="left"/>
+              <w:rPr>
+                <w:rFonts w:ascii="FangSong_GB2312" w:eastAsia="FangSong_GB2312" w:hAnsi="FangSong_GB2312" w:cs="FangSong_GB2312"/>
+                <w:color w:val="000000"/>
+                <w:kern w:val="0"/>
+                <w:sz w:val="24"/>
+              </w:rPr>
+            </w:pPr>
+            <w:r>
+              <w:rPr>
+                <w:rFonts w:ascii="FangSong_GB2312" w:eastAsia="FangSong_GB2312" w:hAnsi="FangSong_GB2312" w:cs="FangSong_GB2312" w:hint="eastAsia"/>
+                <w:color w:val="000000"/>
+                <w:kern w:val="0"/>
+                <w:sz w:val="24"/>
+              </w:rPr>
+              <w:t xml:space="preserve">时间安排约5分钟（0.1实践学时）</w:t>
+            </w:r>
+          </w:p>
+          <w:p>
+            <w:pPr>
+              <w:widowControl/>
+              <w:spacing w:line="400" w:lineRule="exact"/>
+              <w:jc w:val="left"/>
+              <w:rPr>
+                <w:rFonts w:ascii="FangSong_GB2312" w:eastAsia="FangSong_GB2312" w:hAnsi="FangSong_GB2312" w:cs="FangSong_GB2312"/>
+                <w:color w:val="000000"/>
+                <w:kern w:val="0"/>
+                <w:sz w:val="24"/>
+              </w:rPr>
+            </w:pPr>
+            <w:r>
+              <w:rPr>
+                <w:rFonts w:ascii="FangSong_GB2312" w:eastAsia="FangSong_GB2312" w:hAnsi="FangSong_GB2312" w:cs="FangSong_GB2312" w:hint="eastAsia"/>
+                <w:color w:val="000000"/>
+                <w:kern w:val="0"/>
+                <w:sz w:val="24"/>
+              </w:rPr>
+              <w:t xml:space="preserve">课堂思考</w:t>
+            </w:r>
+          </w:p>
+          <w:p>
+            <w:pPr>
+              <w:widowControl/>
+              <w:spacing w:line="400" w:lineRule="exact"/>
+              <w:jc w:val="left"/>
+              <w:rPr>
+                <w:rFonts w:ascii="FangSong_GB2312" w:eastAsia="FangSong_GB2312" w:hAnsi="FangSong_GB2312" w:cs="FangSong_GB2312"/>
+                <w:color w:val="000000"/>
+                <w:kern w:val="0"/>
+                <w:sz w:val="24"/>
+              </w:rPr>
+            </w:pPr>
+            <w:r>
+              <w:rPr>
+                <w:rFonts w:ascii="FangSong_GB2312" w:eastAsia="FangSong_GB2312" w:hAnsi="FangSong_GB2312" w:cs="FangSong_GB2312" w:hint="eastAsia"/>
+                <w:color w:val="000000"/>
+                <w:kern w:val="0"/>
+                <w:sz w:val="24"/>
+              </w:rPr>
+              <w:t xml:space="preserve">教学组织布置校园数字摩擦自查课后任务</w:t>
+            </w:r>
+          </w:p>
+          <w:p>
+            <w:pPr>
+              <w:widowControl/>
+              <w:spacing w:line="400" w:lineRule="exact"/>
+              <w:jc w:val="left"/>
+              <w:rPr>
+                <w:rFonts w:ascii="FangSong_GB2312" w:eastAsia="FangSong_GB2312" w:hAnsi="FangSong_GB2312" w:cs="FangSong_GB2312"/>
+                <w:color w:val="000000"/>
+                <w:kern w:val="0"/>
+                <w:sz w:val="24"/>
+              </w:rPr>
+            </w:pPr>
+            <w:r>
+              <w:rPr>
+                <w:rFonts w:ascii="FangSong_GB2312" w:eastAsia="FangSong_GB2312" w:hAnsi="FangSong_GB2312" w:cs="FangSong_GB2312" w:hint="eastAsia"/>
+                <w:color w:val="000000"/>
+                <w:kern w:val="0"/>
+                <w:sz w:val="24"/>
+              </w:rPr>
+              <w:t xml:space="preserve">教学方法项目导引、案例分析、产品逆向体验拆解小组实战</w:t>
+            </w:r>
+          </w:p>
+          <w:p>
+            <w:pPr>
+              <w:widowControl/>
+              <w:spacing w:line="400" w:lineRule="exact"/>
+              <w:jc w:val="left"/>
+              <w:rPr>
+                <w:rFonts w:ascii="FangSong_GB2312" w:eastAsia="FangSong_GB2312" w:hAnsi="FangSong_GB2312" w:cs="FangSong_GB2312"/>
+                <w:color w:val="000000"/>
+                <w:kern w:val="0"/>
+                <w:sz w:val="24"/>
+              </w:rPr>
+            </w:pPr>
+            <w:r>
+              <w:rPr>
+                <w:rFonts w:ascii="FangSong_GB2312" w:eastAsia="FangSong_GB2312" w:hAnsi="FangSong_GB2312" w:cs="FangSong_GB2312" w:hint="eastAsia"/>
+                <w:color w:val="000000"/>
+                <w:kern w:val="0"/>
+                <w:sz w:val="24"/>
+              </w:rPr>
+              <w:t xml:space="preserve">时间安排约2分钟（0.0实践学时）</w:t>
+            </w:r>
+          </w:p>
+          <w:p>
+            <w:pPr>
+              <w:widowControl/>
+              <w:spacing w:line="400" w:lineRule="exact"/>
+              <w:jc w:val="left"/>
+              <w:rPr>
+                <w:rFonts w:ascii="FangSong_GB2312" w:eastAsia="FangSong_GB2312" w:hAnsi="FangSong_GB2312" w:cs="FangSong_GB2312"/>
+                <w:color w:val="000000"/>
+                <w:kern w:val="0"/>
+                <w:sz w:val="24"/>
+              </w:rPr>
+            </w:pPr>
+            <w:r>
+              <w:rPr>
+                <w:rFonts w:ascii="FangSong_GB2312" w:eastAsia="FangSong_GB2312" w:hAnsi="FangSong_GB2312" w:cs="FangSong_GB2312" w:hint="eastAsia"/>
+                <w:color w:val="000000"/>
+                <w:kern w:val="0"/>
+                <w:sz w:val="24"/>
+              </w:rPr>
+              <w:t xml:space="preserve">课堂思考</w:t>
+            </w:r>
+          </w:p>
+          <w:p>
+            <w:pPr>
+              <w:widowControl/>
+              <w:spacing w:line="400" w:lineRule="exact"/>
+              <w:jc w:val="left"/>
+              <w:rPr>
+                <w:rFonts w:ascii="FangSong_GB2312" w:eastAsia="FangSong_GB2312" w:hAnsi="FangSong_GB2312" w:cs="FangSong_GB2312"/>
+                <w:color w:val="000000"/>
+                <w:kern w:val="0"/>
+                <w:sz w:val="24"/>
+              </w:rPr>
+            </w:pPr>
+            <w:r>
+              <w:rPr>
+                <w:rFonts w:ascii="FangSong_GB2312" w:eastAsia="FangSong_GB2312" w:hAnsi="FangSong_GB2312" w:cs="FangSong_GB2312" w:hint="eastAsia"/>
+                <w:color w:val="000000"/>
+                <w:kern w:val="0"/>
+                <w:sz w:val="24"/>
+              </w:rPr>
+              <w:t xml:space="preserve">教学组织布置模型失控大搜查课后任务及前瞻目标导向设计</w:t>
+            </w:r>
+          </w:p>
+          <w:p>
+            <w:pPr>
+              <w:widowControl/>
+              <w:spacing w:line="400" w:lineRule="exact"/>
+              <w:jc w:val="left"/>
+              <w:rPr>
+                <w:rFonts w:ascii="FangSong_GB2312" w:eastAsia="FangSong_GB2312" w:hAnsi="FangSong_GB2312" w:cs="FangSong_GB2312"/>
+                <w:color w:val="000000"/>
+                <w:kern w:val="0"/>
+                <w:sz w:val="24"/>
+              </w:rPr>
+            </w:pPr>
+            <w:r>
+              <w:rPr>
+                <w:rFonts w:ascii="FangSong_GB2312" w:eastAsia="FangSong_GB2312" w:hAnsi="FangSong_GB2312" w:cs="FangSong_GB2312" w:hint="eastAsia"/>
+                <w:color w:val="000000"/>
+                <w:kern w:val="0"/>
+                <w:sz w:val="24"/>
+              </w:rPr>
+              <w:t xml:space="preserve">教学方法项目导引、案例分析、产品逆向体验拆解小组实战</w:t>
+            </w:r>
+          </w:p>
+          <w:p>
+            <w:pPr>
+              <w:widowControl/>
+              <w:spacing w:line="400" w:lineRule="exact"/>
+              <w:jc w:val="left"/>
+              <w:rPr>
+                <w:rFonts w:ascii="FangSong_GB2312" w:eastAsia="FangSong_GB2312" w:hAnsi="FangSong_GB2312" w:cs="FangSong_GB2312"/>
+                <w:color w:val="000000"/>
+                <w:kern w:val="0"/>
+                <w:sz w:val="24"/>
+              </w:rPr>
+            </w:pPr>
+            <w:r>
+              <w:rPr>
+                <w:rFonts w:ascii="FangSong_GB2312" w:eastAsia="FangSong_GB2312" w:hAnsi="FangSong_GB2312" w:cs="FangSong_GB2312" w:hint="eastAsia"/>
+                <w:color w:val="000000"/>
+                <w:kern w:val="0"/>
+                <w:sz w:val="24"/>
+              </w:rPr>
+              <w:t xml:space="preserve">时间安排约2分钟（0.0实践学时）</w:t>
+            </w:r>
+          </w:p>
+          <w:p>
+            <w:pPr>
+              <w:widowControl/>
+              <w:spacing w:line="400" w:lineRule="exact"/>
+              <w:jc w:val="left"/>
+              <w:rPr>
+                <w:rFonts w:ascii="FangSong_GB2312" w:eastAsia="FangSong_GB2312" w:hAnsi="FangSong_GB2312" w:cs="FangSong_GB2312"/>
+                <w:color w:val="000000"/>
+                <w:kern w:val="0"/>
+                <w:sz w:val="24"/>
+              </w:rPr>
+            </w:pPr>
+            <w:r>
+              <w:rPr>
+                <w:rFonts w:ascii="FangSong_GB2312" w:eastAsia="FangSong_GB2312" w:hAnsi="FangSong_GB2312" w:cs="FangSong_GB2312" w:hint="eastAsia"/>
+                <w:color w:val="000000"/>
+                <w:kern w:val="0"/>
+                <w:sz w:val="24"/>
+              </w:rPr>
+              <w:t xml:space="preserve">课堂思考</w:t>
+            </w:r>
+          </w:p>
+          <w:p>
+            <w:pPr>
+              <w:widowControl/>
+              <w:spacing w:line="400" w:lineRule="exact"/>
+              <w:jc w:val="left"/>
+              <w:rPr>
+                <w:rFonts w:ascii="FangSong_GB2312" w:eastAsia="FangSong_GB2312" w:hAnsi="FangSong_GB2312" w:cs="FangSong_GB2312"/>
+                <w:color w:val="000000"/>
+                <w:kern w:val="0"/>
+                <w:sz w:val="24"/>
+              </w:rPr>
+            </w:pPr>
+            <w:r>
+              <w:rPr>
+                <w:rFonts w:ascii="FangSong_GB2312" w:eastAsia="FangSong_GB2312" w:hAnsi="FangSong_GB2312" w:cs="FangSong_GB2312" w:hint="eastAsia"/>
+                <w:color w:val="000000"/>
+                <w:kern w:val="0"/>
+                <w:sz w:val="24"/>
+              </w:rPr>
+              <w:t xml:space="preserve">教学组织进行音效盲听挑战，评估听觉示能如何传递物理和系统状态</w:t>
+            </w:r>
+          </w:p>
+          <w:p>
+            <w:pPr>
+              <w:widowControl/>
+              <w:spacing w:line="400" w:lineRule="exact"/>
+              <w:jc w:val="left"/>
+              <w:rPr>
+                <w:rFonts w:ascii="FangSong_GB2312" w:eastAsia="FangSong_GB2312" w:hAnsi="FangSong_GB2312" w:cs="FangSong_GB2312"/>
+                <w:color w:val="000000"/>
+                <w:kern w:val="0"/>
+                <w:sz w:val="24"/>
+              </w:rPr>
+            </w:pPr>
+            <w:r>
+              <w:rPr>
+                <w:rFonts w:ascii="FangSong_GB2312" w:eastAsia="FangSong_GB2312" w:hAnsi="FangSong_GB2312" w:cs="FangSong_GB2312" w:hint="eastAsia"/>
+                <w:color w:val="000000"/>
+                <w:kern w:val="0"/>
+                <w:sz w:val="24"/>
+              </w:rPr>
+              <w:t xml:space="preserve">教学方法项目导引、案例分析、产品逆向体验拆解小组实战</w:t>
+            </w:r>
+          </w:p>
+          <w:p>
+            <w:pPr>
+              <w:widowControl/>
+              <w:spacing w:line="400" w:lineRule="exact"/>
+              <w:jc w:val="left"/>
+              <w:rPr>
+                <w:rFonts w:ascii="FangSong_GB2312" w:eastAsia="FangSong_GB2312" w:hAnsi="FangSong_GB2312" w:cs="FangSong_GB2312"/>
+                <w:color w:val="000000"/>
+                <w:kern w:val="0"/>
+                <w:sz w:val="24"/>
+              </w:rPr>
+            </w:pPr>
+            <w:r>
+              <w:rPr>
+                <w:rFonts w:ascii="FangSong_GB2312" w:eastAsia="FangSong_GB2312" w:hAnsi="FangSong_GB2312" w:cs="FangSong_GB2312" w:hint="eastAsia"/>
+                <w:color w:val="000000"/>
+                <w:kern w:val="0"/>
+                <w:sz w:val="24"/>
+              </w:rPr>
+              <w:t xml:space="preserve">时间安排约5分钟（0.1实践学时）</w:t>
+            </w:r>
+          </w:p>
+          <w:p>
+            <w:pPr>
+              <w:widowControl/>
+              <w:spacing w:line="400" w:lineRule="exact"/>
+              <w:jc w:val="left"/>
+              <w:rPr>
+                <w:rFonts w:ascii="FangSong_GB2312" w:eastAsia="FangSong_GB2312" w:hAnsi="FangSong_GB2312" w:cs="FangSong_GB2312"/>
+                <w:color w:val="000000"/>
+                <w:kern w:val="0"/>
+                <w:sz w:val="24"/>
+              </w:rPr>
+            </w:pPr>
+            <w:r>
+              <w:rPr>
+                <w:rFonts w:ascii="FangSong_GB2312" w:eastAsia="FangSong_GB2312" w:hAnsi="FangSong_GB2312" w:cs="FangSong_GB2312" w:hint="eastAsia"/>
+                <w:color w:val="000000"/>
+                <w:kern w:val="0"/>
+                <w:sz w:val="24"/>
+              </w:rPr>
+              <w:t xml:space="preserve">课堂思考</w:t>
+            </w:r>
+          </w:p>
+          <w:p>
+            <w:pPr>
+              <w:widowControl/>
+              <w:spacing w:line="400" w:lineRule="exact"/>
+              <w:jc w:val="left"/>
+              <w:rPr>
+                <w:rFonts w:ascii="FangSong_GB2312" w:eastAsia="FangSong_GB2312" w:hAnsi="FangSong_GB2312" w:cs="FangSong_GB2312"/>
+                <w:color w:val="000000"/>
+                <w:kern w:val="0"/>
+                <w:sz w:val="24"/>
+              </w:rPr>
+            </w:pPr>
+            <w:r>
+              <w:rPr>
+                <w:rFonts w:ascii="FangSong_GB2312" w:eastAsia="FangSong_GB2312" w:hAnsi="FangSong_GB2312" w:cs="FangSong_GB2312" w:hint="eastAsia"/>
+                <w:color w:val="000000"/>
+                <w:kern w:val="0"/>
+                <w:sz w:val="24"/>
+              </w:rPr>
+              <w:t xml:space="preserve">教学组织开启UX吐槽门诊：当堂逆向盲批劣质App的交互灾难</w:t>
+            </w:r>
+          </w:p>
+          <w:p>
+            <w:pPr>
+              <w:widowControl/>
+              <w:spacing w:line="400" w:lineRule="exact"/>
+              <w:jc w:val="left"/>
+              <w:rPr>
+                <w:rFonts w:ascii="FangSong_GB2312" w:eastAsia="FangSong_GB2312" w:hAnsi="FangSong_GB2312" w:cs="FangSong_GB2312"/>
+                <w:color w:val="000000"/>
+                <w:kern w:val="0"/>
+                <w:sz w:val="24"/>
+              </w:rPr>
+            </w:pPr>
+            <w:r>
+              <w:rPr>
+                <w:rFonts w:ascii="FangSong_GB2312" w:eastAsia="FangSong_GB2312" w:hAnsi="FangSong_GB2312" w:cs="FangSong_GB2312" w:hint="eastAsia"/>
+                <w:color w:val="000000"/>
+                <w:kern w:val="0"/>
+                <w:sz w:val="24"/>
+              </w:rPr>
+              <w:t xml:space="preserve">教学方法项目导引、案例分析、产品逆向体验拆解小组实战</w:t>
+            </w:r>
+          </w:p>
+          <w:p>
+            <w:pPr>
+              <w:widowControl/>
+              <w:spacing w:line="400" w:lineRule="exact"/>
+              <w:jc w:val="left"/>
+              <w:rPr>
+                <w:rFonts w:ascii="FangSong_GB2312" w:eastAsia="FangSong_GB2312" w:hAnsi="FangSong_GB2312" w:cs="FangSong_GB2312"/>
+                <w:color w:val="000000"/>
+                <w:kern w:val="0"/>
+                <w:sz w:val="24"/>
+              </w:rPr>
+            </w:pPr>
+            <w:r>
+              <w:rPr>
+                <w:rFonts w:ascii="FangSong_GB2312" w:eastAsia="FangSong_GB2312" w:hAnsi="FangSong_GB2312" w:cs="FangSong_GB2312" w:hint="eastAsia"/>
+                <w:color w:val="000000"/>
+                <w:kern w:val="0"/>
+                <w:sz w:val="24"/>
+              </w:rPr>
+              <w:t xml:space="preserve">时间安排约15分钟（0.6实践学时）</w:t>
+            </w:r>
+          </w:p>
+          <w:p>
+            <w:pPr>
+              <w:widowControl/>
+              <w:spacing w:line="400" w:lineRule="exact"/>
+              <w:jc w:val="left"/>
+              <w:rPr>
+                <w:rFonts w:ascii="FangSong_GB2312" w:eastAsia="FangSong_GB2312" w:hAnsi="FangSong_GB2312" w:cs="FangSong_GB2312"/>
+                <w:color w:val="000000"/>
+                <w:kern w:val="0"/>
+                <w:sz w:val="24"/>
+              </w:rPr>
+            </w:pPr>
+            <w:r>
+              <w:rPr>
+                <w:rFonts w:ascii="FangSong_GB2312" w:eastAsia="FangSong_GB2312" w:hAnsi="FangSong_GB2312" w:cs="FangSong_GB2312" w:hint="eastAsia"/>
+                <w:color w:val="000000"/>
+                <w:kern w:val="0"/>
+                <w:sz w:val="24"/>
+              </w:rPr>
+              <w:t xml:space="preserve">课堂思考</w:t>
             </w:r>
           </w:p>
         </w:tc>
@@ -2002,117 +2965,51 @@
                 <w:kern w:val="0"/>
                 <w:sz w:val="24"/>
               </w:rPr>
-              <w:t xml:space="preserve">【教学组织】知识凝练与教学反思:</w:t>
-            </w:r>
-          </w:p>
-          <w:p>
-            <w:pPr>
-              <w:widowControl/>
-              <w:spacing w:line="400" w:lineRule="exact"/>
-              <w:jc w:val="left"/>
-              <w:rPr>
-                <w:rFonts w:ascii="FangSong_GB2312" w:eastAsia="FangSong_GB2312" w:hAnsi="FangSong_GB2312" w:cs="FangSong_GB2312"/>
-                <w:color w:val="000000"/>
-                <w:kern w:val="0"/>
-                <w:sz w:val="24"/>
-              </w:rPr>
-            </w:pPr>
-            <w:r>
-              <w:rPr>
-                <w:rFonts w:ascii="FangSong_GB2312" w:eastAsia="FangSong_GB2312" w:hAnsi="FangSong_GB2312" w:cs="FangSong_GB2312" w:hint="eastAsia"/>
-                <w:color w:val="000000"/>
-                <w:kern w:val="0"/>
-                <w:sz w:val="24"/>
-              </w:rPr>
-              <w:t xml:space="preserve">1. 归纳梳理：汇报各组拆解发现，总结可用性与体验的评估框架</w:t>
-            </w:r>
-          </w:p>
-          <w:p>
-            <w:pPr>
-              <w:widowControl/>
-              <w:spacing w:line="400" w:lineRule="exact"/>
-              <w:jc w:val="left"/>
-              <w:rPr>
-                <w:rFonts w:ascii="FangSong_GB2312" w:eastAsia="FangSong_GB2312" w:hAnsi="FangSong_GB2312" w:cs="FangSong_GB2312"/>
-                <w:color w:val="000000"/>
-                <w:kern w:val="0"/>
-                <w:sz w:val="24"/>
-              </w:rPr>
-            </w:pPr>
-            <w:r>
-              <w:rPr>
-                <w:rFonts w:ascii="FangSong_GB2312" w:eastAsia="FangSong_GB2312" w:hAnsi="FangSong_GB2312" w:cs="FangSong_GB2312" w:hint="eastAsia"/>
-                <w:color w:val="000000"/>
-                <w:kern w:val="0"/>
-                <w:sz w:val="24"/>
-              </w:rPr>
-              <w:t xml:space="preserve">2. 强化记忆：系统性总结本节课核心知识点与技能框架。</w:t>
-            </w:r>
-          </w:p>
-          <w:p>
-            <w:pPr>
-              <w:widowControl/>
-              <w:spacing w:line="400" w:lineRule="exact"/>
-              <w:jc w:val="left"/>
-              <w:rPr>
-                <w:rFonts w:ascii="FangSong_GB2312" w:eastAsia="FangSong_GB2312" w:hAnsi="FangSong_GB2312" w:cs="FangSong_GB2312"/>
-                <w:color w:val="000000"/>
-                <w:kern w:val="0"/>
-                <w:sz w:val="24"/>
-              </w:rPr>
-            </w:pPr>
-            <w:r>
-              <w:rPr>
-                <w:rFonts w:ascii="FangSong_GB2312" w:eastAsia="FangSong_GB2312" w:hAnsi="FangSong_GB2312" w:cs="FangSong_GB2312" w:hint="eastAsia"/>
-                <w:color w:val="000000"/>
-                <w:kern w:val="0"/>
-                <w:sz w:val="24"/>
-              </w:rPr>
-              <w:t xml:space="preserve">3. 布置课后延伸思考与预习任务。</w:t>
-            </w:r>
-          </w:p>
-          <w:p>
-            <w:pPr>
-              <w:widowControl/>
-              <w:spacing w:line="400" w:lineRule="exact"/>
-              <w:jc w:val="left"/>
-              <w:rPr>
-                <w:rFonts w:ascii="FangSong_GB2312" w:eastAsia="FangSong_GB2312" w:hAnsi="FangSong_GB2312" w:cs="FangSong_GB2312"/>
-                <w:color w:val="000000"/>
-                <w:kern w:val="0"/>
-                <w:sz w:val="24"/>
-              </w:rPr>
-            </w:pPr>
-            <w:r>
-              <w:rPr>
-                <w:rFonts w:ascii="FangSong_GB2312" w:eastAsia="FangSong_GB2312" w:hAnsi="FangSong_GB2312" w:cs="FangSong_GB2312" w:hint="eastAsia"/>
-                <w:color w:val="000000"/>
-                <w:kern w:val="0"/>
-                <w:sz w:val="24"/>
-              </w:rPr>
-              <w:t xml:space="preserve">【时间安排】约10分钟（0.2实践学时）</w:t>
-            </w:r>
-          </w:p>
-          <w:p>
-            <w:pPr>
-              <w:widowControl/>
-              <w:spacing w:line="400" w:lineRule="exact"/>
-              <w:jc w:val="left"/>
-              <w:rPr>
-                <w:rFonts w:ascii="FangSong_GB2312" w:eastAsia="FangSong_GB2312" w:hAnsi="FangSong_GB2312" w:cs="FangSong_GB2312"/>
-                <w:color w:val="000000"/>
-                <w:kern w:val="0"/>
-                <w:sz w:val="24"/>
-              </w:rPr>
-            </w:pPr>
-            <w:r>
-              <w:rPr>
-                <w:rFonts w:ascii="FangSong_GB2312" w:eastAsia="FangSong_GB2312" w:hAnsi="FangSong_GB2312" w:cs="FangSong_GB2312" w:hint="eastAsia"/>
-                <w:color w:val="000000"/>
-                <w:kern w:val="0"/>
-                <w:sz w:val="24"/>
-              </w:rPr>
-              <w:t xml:space="preserve">【课程回顾与反思】</w:t>
+              <w:t xml:space="preserve">教学组织课程五大法则宏观收尾、明确数字人文底线并预告下周内容</w:t>
+            </w:r>
+          </w:p>
+          <w:p>
+            <w:pPr>
+              <w:widowControl/>
+              <w:spacing w:line="400" w:lineRule="exact"/>
+              <w:jc w:val="left"/>
+              <w:rPr>
+                <w:rFonts w:ascii="FangSong_GB2312" w:eastAsia="FangSong_GB2312" w:hAnsi="FangSong_GB2312" w:cs="FangSong_GB2312"/>
+                <w:color w:val="000000"/>
+                <w:kern w:val="0"/>
+                <w:sz w:val="24"/>
+              </w:rPr>
+            </w:pPr>
+            <w:r>
+              <w:rPr>
+                <w:rFonts w:ascii="FangSong_GB2312" w:eastAsia="FangSong_GB2312" w:hAnsi="FangSong_GB2312" w:cs="FangSong_GB2312" w:hint="eastAsia"/>
+                <w:color w:val="000000"/>
+                <w:kern w:val="0"/>
+                <w:sz w:val="24"/>
+              </w:rPr>
+              <w:t xml:space="preserve">时间安排约5分钟（0.1实践学时）</w:t>
+            </w:r>
+          </w:p>
+          <w:p>
+            <w:pPr>
+              <w:widowControl/>
+              <w:spacing w:line="400" w:lineRule="exact"/>
+              <w:jc w:val="left"/>
+              <w:rPr>
+                <w:rFonts w:ascii="FangSong_GB2312" w:eastAsia="FangSong_GB2312" w:hAnsi="FangSong_GB2312" w:cs="FangSong_GB2312"/>
+                <w:color w:val="000000"/>
+                <w:kern w:val="0"/>
+                <w:sz w:val="24"/>
+              </w:rPr>
+            </w:pPr>
+            <w:r>
+              <w:rPr>
+                <w:rFonts w:ascii="FangSong_GB2312" w:eastAsia="FangSong_GB2312" w:hAnsi="FangSong_GB2312" w:cs="FangSong_GB2312" w:hint="eastAsia"/>
+                <w:color w:val="000000"/>
+                <w:kern w:val="0"/>
+                <w:sz w:val="24"/>
+              </w:rPr>
+              <w:t xml:space="preserve">课程回顾与反思</w:t>
             </w:r>
           </w:p>
         </w:tc>
@@ -2193,7 +3090,7 @@
                 <w:kern w:val="0"/>
                 <w:sz w:val="24"/>
               </w:rPr>
-              <w:t xml:space="preserve">选取一款常用互联网产品，从可用性目标与体验目标两个维度进行逆向拆解分析，提交分析报告（约800字）。</w:t>
+              <w:t xml:space="preserve">实践项目1前期任务与UX吐槽门诊。学生需选取具有典型劣质体验的数字产品，利用七大可用性红线及交互五原则进行可用性逆向分析与盲批，输出包含痛点陈述在内的交互门诊病历单，为敏捷设计验证奠定基础。</w:t>
             </w:r>
           </w:p>
         </w:tc>
